--- a/eng/docx/03.content.docx
+++ b/eng/docx/03.content.docx
@@ -19,7 +19,7 @@
         <w:rPr>
           <w:lang w:val="en_US" w:bidi="en_US"/>
         </w:rPr>
-        <w:t>Resource: Study Notes - Book Intros (Tyndale)</w:t>
+        <w:t>Resource: Tyndale Open Study Notes</w:t>
       </w:r>
       <w:r>
         <w:rPr>
@@ -112,7 +112,7 @@
         <w:rPr>
           <w:lang w:val="en_US" w:bidi="en_US"/>
         </w:rPr>
-        <w:t>Study Notes - Book Intros (Tyndale)</w:t>
+        <w:t>Tyndale Open Study Notes</w:t>
       </w:r>
     </w:p>
     <w:p>

--- a/eng/docx/03.content.docx
+++ b/eng/docx/03.content.docx
@@ -231,54 +231,7 @@
         <w:rPr>
           <w:lang w:val="en_US" w:bidi="en_US"/>
         </w:rPr>
-        <w:t>Leviticus enabled ancient Israel to live in relationship with a holy God. But now that Christ has come as our High Priest and ultimate sacrifice—thereby fulfilling many of the requirements outlined in Leviticus—what do laws governing ancient Israel’s system of worship, with its priests and animal sacrifices, have to do with us? Leviticus increases our understanding of God’s holiness. And God’s demand for those who know him remains the same: “I am the Lord your God. . . . You must be holy because I am holy” (</w:t>
-      </w:r>
-      <w:hyperlink r:id="rId13">
-        <w:r>
-          <w:rPr>
-            <w:lang w:val="en_US" w:bidi="en_US"/>
-          </w:rPr>
-          <w:rPr>
-            <w:color w:val="0000EE"/>
-            <w:u w:val="single"/>
-          </w:rPr>
-          <w:t>Lev 11:44–45</w:t>
-        </w:r>
-      </w:hyperlink>
-      <w:r>
-        <w:rPr>
-          <w:lang w:val="en_US" w:bidi="en_US"/>
-        </w:rPr>
-        <w:t xml:space="preserve">; </w:t>
-      </w:r>
-      <w:hyperlink r:id="rId14">
-        <w:r>
-          <w:rPr>
-            <w:lang w:val="en_US" w:bidi="en_US"/>
-          </w:rPr>
-          <w:rPr>
-            <w:color w:val="0000EE"/>
-            <w:u w:val="single"/>
-          </w:rPr>
-          <w:t>1 Pet 1:15–16</w:t>
-        </w:r>
-      </w:hyperlink>
-      <w:r>
-        <w:rPr>
-          <w:lang w:val="en_US" w:bidi="en_US"/>
-        </w:rPr>
-        <w:t>).</w:t>
-      </w:r>
-    </w:p>
-    <w:p>
-      <w:pPr>
-        <w:pStyle w:val="Heading2"/>
-      </w:pPr>
-      <w:r>
-        <w:rPr>
-          <w:lang w:val="en_US" w:bidi="en_US"/>
-        </w:rPr>
-        <w:t>Setting</w:t>
+        <w:t xml:space="preserve">Leviticus helped ancient Israel live in relationship with a holy God. But Christ has now come as our High Priest and final sacrifice. He fulfilled many of the worship laws in Leviticus. So why do these laws about priests and animal sacrifices still matter for us? </w:t>
       </w:r>
     </w:p>
     <w:p>
@@ -292,9 +245,33 @@
         <w:rPr>
           <w:lang w:val="en_US" w:bidi="en_US"/>
         </w:rPr>
-        <w:t>Leviticus continues the account of redemption that began with the promises made to Abraham (</w:t>
-      </w:r>
-      <w:hyperlink r:id="rId15">
+        <w:t>Leviticus helps us understand that God is holy. God’s command for those who know him has not changed: “</w:t>
+      </w:r>
+      <w:r>
+        <w:rPr>
+          <w:lang w:val="en_US" w:bidi="en_US"/>
+        </w:rPr>
+        <w:t>For I am the LORD your God</w:t>
+      </w:r>
+      <w:r>
+        <w:rPr>
+          <w:lang w:val="en_US" w:bidi="en_US"/>
+        </w:rPr>
+        <w:t xml:space="preserve"> … </w:t>
+      </w:r>
+      <w:r>
+        <w:rPr>
+          <w:lang w:val="en_US" w:bidi="en_US"/>
+        </w:rPr>
+        <w:t>be holy, because I am holy</w:t>
+      </w:r>
+      <w:r>
+        <w:rPr>
+          <w:lang w:val="en_US" w:bidi="en_US"/>
+        </w:rPr>
+        <w:t>” (</w:t>
+      </w:r>
+      <w:hyperlink r:id="rId13">
         <w:r>
           <w:rPr>
             <w:lang w:val="en_US" w:bidi="en_US"/>
@@ -303,16 +280,16 @@
             <w:color w:val="0000EE"/>
             <w:u w:val="single"/>
           </w:rPr>
-          <w:t>Gen 12</w:t>
+          <w:t>Leviticus 11:44–45</w:t>
         </w:r>
       </w:hyperlink>
       <w:r>
         <w:rPr>
           <w:lang w:val="en_US" w:bidi="en_US"/>
         </w:rPr>
-        <w:t xml:space="preserve">, </w:t>
-      </w:r>
-      <w:hyperlink r:id="rId16">
+        <w:t xml:space="preserve">; </w:t>
+      </w:r>
+      <w:hyperlink r:id="rId14">
         <w:r>
           <w:rPr>
             <w:lang w:val="en_US" w:bidi="en_US"/>
@@ -321,16 +298,16 @@
             <w:color w:val="0000EE"/>
             <w:u w:val="single"/>
           </w:rPr>
-          <w:t>15</w:t>
+          <w:t>19:2</w:t>
         </w:r>
       </w:hyperlink>
       <w:r>
         <w:rPr>
           <w:lang w:val="en_US" w:bidi="en_US"/>
         </w:rPr>
-        <w:t xml:space="preserve">, </w:t>
-      </w:r>
-      <w:hyperlink r:id="rId17">
+        <w:t xml:space="preserve">; </w:t>
+      </w:r>
+      <w:hyperlink r:id="rId15">
         <w:r>
           <w:rPr>
             <w:lang w:val="en_US" w:bidi="en_US"/>
@@ -339,140 +316,14 @@
             <w:color w:val="0000EE"/>
             <w:u w:val="single"/>
           </w:rPr>
-          <w:t>17</w:t>
+          <w:t>1 Peter 1:15–16</w:t>
         </w:r>
       </w:hyperlink>
       <w:r>
         <w:rPr>
           <w:lang w:val="en_US" w:bidi="en_US"/>
         </w:rPr>
-        <w:t>) and the liberation of the Israelites from bondage in Egypt (</w:t>
-      </w:r>
-      <w:hyperlink r:id="rId18">
-        <w:r>
-          <w:rPr>
-            <w:lang w:val="en_US" w:bidi="en_US"/>
-          </w:rPr>
-          <w:rPr>
-            <w:color w:val="0000EE"/>
-            <w:u w:val="single"/>
-          </w:rPr>
-          <w:t>Exod 1–15</w:t>
-        </w:r>
-      </w:hyperlink>
-      <w:r>
-        <w:rPr>
-          <w:lang w:val="en_US" w:bidi="en_US"/>
-        </w:rPr>
-        <w:t>). The setting of Leviticus is the foot of Mount Sinai. The Israelites had not yet wandered in the wilderness or entered the Promised Land of Canaan. God had already established his covenant with Israel, declaring the Israelites to be his special treasure, royal priesthood, and chosen people (</w:t>
-      </w:r>
-      <w:hyperlink r:id="rId19">
-        <w:r>
-          <w:rPr>
-            <w:lang w:val="en_US" w:bidi="en_US"/>
-          </w:rPr>
-          <w:rPr>
-            <w:color w:val="0000EE"/>
-            <w:u w:val="single"/>
-          </w:rPr>
-          <w:t>Exod 19:5–6</w:t>
-        </w:r>
-      </w:hyperlink>
-      <w:r>
-        <w:rPr>
-          <w:lang w:val="en_US" w:bidi="en_US"/>
-        </w:rPr>
-        <w:t>). The people of Israel had received the Ten Commandments (</w:t>
-      </w:r>
-      <w:hyperlink r:id="rId20">
-        <w:r>
-          <w:rPr>
-            <w:lang w:val="en_US" w:bidi="en_US"/>
-          </w:rPr>
-          <w:rPr>
-            <w:color w:val="0000EE"/>
-            <w:u w:val="single"/>
-          </w:rPr>
-          <w:t>Exod 20:1–17</w:t>
-        </w:r>
-      </w:hyperlink>
-      <w:r>
-        <w:rPr>
-          <w:lang w:val="en_US" w:bidi="en_US"/>
-        </w:rPr>
-        <w:t>), the plans for the Tabernacle (</w:t>
-      </w:r>
-      <w:hyperlink r:id="rId21">
-        <w:r>
-          <w:rPr>
-            <w:lang w:val="en_US" w:bidi="en_US"/>
-          </w:rPr>
-          <w:rPr>
-            <w:color w:val="0000EE"/>
-            <w:u w:val="single"/>
-          </w:rPr>
-          <w:t>Exod 25–27</w:t>
-        </w:r>
-      </w:hyperlink>
-      <w:r>
-        <w:rPr>
-          <w:lang w:val="en_US" w:bidi="en_US"/>
-        </w:rPr>
-        <w:t xml:space="preserve">; </w:t>
-      </w:r>
-      <w:hyperlink r:id="rId22">
-        <w:r>
-          <w:rPr>
-            <w:lang w:val="en_US" w:bidi="en_US"/>
-          </w:rPr>
-          <w:rPr>
-            <w:color w:val="0000EE"/>
-            <w:u w:val="single"/>
-          </w:rPr>
-          <w:t>30:1–38</w:t>
-        </w:r>
-      </w:hyperlink>
-      <w:r>
-        <w:rPr>
-          <w:lang w:val="en_US" w:bidi="en_US"/>
-        </w:rPr>
-        <w:t>), and the institution of the priesthood (</w:t>
-      </w:r>
-      <w:hyperlink r:id="rId23">
-        <w:r>
-          <w:rPr>
-            <w:lang w:val="en_US" w:bidi="en_US"/>
-          </w:rPr>
-          <w:rPr>
-            <w:color w:val="0000EE"/>
-            <w:u w:val="single"/>
-          </w:rPr>
-          <w:t>Exod 28–29</w:t>
-        </w:r>
-      </w:hyperlink>
-      <w:r>
-        <w:rPr>
-          <w:lang w:val="en_US" w:bidi="en_US"/>
-        </w:rPr>
-        <w:t>). The Tabernacle had been completed and dedicated (</w:t>
-      </w:r>
-      <w:hyperlink r:id="rId24">
-        <w:r>
-          <w:rPr>
-            <w:lang w:val="en_US" w:bidi="en_US"/>
-          </w:rPr>
-          <w:rPr>
-            <w:color w:val="0000EE"/>
-            <w:u w:val="single"/>
-          </w:rPr>
-          <w:t>Exod 35–40</w:t>
-        </w:r>
-      </w:hyperlink>
-      <w:r>
-        <w:rPr>
-          <w:lang w:val="en_US" w:bidi="en_US"/>
-        </w:rPr>
-        <w:t>). Now, in Leviticus, God spoke to Moses about his own holy nature, providing instructions about worship and conduct appropriate for Israel as his covenant people.</w:t>
+        <w:t>).</w:t>
       </w:r>
     </w:p>
     <w:p>
@@ -483,7 +334,7 @@
         <w:rPr>
           <w:lang w:val="en_US" w:bidi="en_US"/>
         </w:rPr>
-        <w:t>Summary</w:t>
+        <w:t>Setting</w:t>
       </w:r>
     </w:p>
     <w:p>
@@ -497,9 +348,9 @@
         <w:rPr>
           <w:lang w:val="en_US" w:bidi="en_US"/>
         </w:rPr>
-        <w:t xml:space="preserve">The regulations in Leviticus deal primarily with the activities and responsibilities of the priestly tribe of Levi, especially the high priest (see </w:t>
-      </w:r>
-      <w:hyperlink r:id="rId25">
+        <w:t>Leviticus continues the story of God’s saving work that began with the promises he made to Abraham (</w:t>
+      </w:r>
+      <w:hyperlink r:id="rId16">
         <w:r>
           <w:rPr>
             <w:lang w:val="en_US" w:bidi="en_US"/>
@@ -508,16 +359,16 @@
             <w:color w:val="0000EE"/>
             <w:u w:val="single"/>
           </w:rPr>
-          <w:t>Exod 28</w:t>
+          <w:t>Genesis 12</w:t>
         </w:r>
       </w:hyperlink>
       <w:r>
         <w:rPr>
           <w:lang w:val="en_US" w:bidi="en_US"/>
         </w:rPr>
-        <w:t xml:space="preserve">; </w:t>
-      </w:r>
-      <w:hyperlink r:id="rId26">
+        <w:t xml:space="preserve">, </w:t>
+      </w:r>
+      <w:hyperlink r:id="rId17">
         <w:r>
           <w:rPr>
             <w:lang w:val="en_US" w:bidi="en_US"/>
@@ -526,14 +377,50 @@
             <w:color w:val="0000EE"/>
             <w:u w:val="single"/>
           </w:rPr>
-          <w:t>Num 3:44–4:49</w:t>
+          <w:t>15</w:t>
         </w:r>
       </w:hyperlink>
       <w:r>
         <w:rPr>
           <w:lang w:val="en_US" w:bidi="en_US"/>
         </w:rPr>
-        <w:t>). It includes God’s instructions about the Tabernacle, the priesthood, sacrifices, holy days, and ceremonial purity. Three main concerns are evident throughout Leviticus: the holiness of God, what is appropriate in worshiping a holy God, and how Israel was to be holy in relation to God.</w:t>
+        <w:t xml:space="preserve">, </w:t>
+      </w:r>
+      <w:hyperlink r:id="rId18">
+        <w:r>
+          <w:rPr>
+            <w:lang w:val="en_US" w:bidi="en_US"/>
+          </w:rPr>
+          <w:rPr>
+            <w:color w:val="0000EE"/>
+            <w:u w:val="single"/>
+          </w:rPr>
+          <w:t>17</w:t>
+        </w:r>
+      </w:hyperlink>
+      <w:r>
+        <w:rPr>
+          <w:lang w:val="en_US" w:bidi="en_US"/>
+        </w:rPr>
+        <w:t>) and with the rescue of the Israelites from slavery in Egypt (</w:t>
+      </w:r>
+      <w:hyperlink r:id="rId19">
+        <w:r>
+          <w:rPr>
+            <w:lang w:val="en_US" w:bidi="en_US"/>
+          </w:rPr>
+          <w:rPr>
+            <w:color w:val="0000EE"/>
+            <w:u w:val="single"/>
+          </w:rPr>
+          <w:t>Exodus 1–15</w:t>
+        </w:r>
+      </w:hyperlink>
+      <w:r>
+        <w:rPr>
+          <w:lang w:val="en_US" w:bidi="en_US"/>
+        </w:rPr>
+        <w:t>). The events of Leviticus take place at the foot of Mount Sinai. The Israelites had not yet wandered in the wilderness or entered the land of Canaan, the land God promised to them.</w:t>
       </w:r>
     </w:p>
     <w:p>
@@ -547,7 +434,139 @@
         <w:rPr>
           <w:lang w:val="en_US" w:bidi="en_US"/>
         </w:rPr>
-        <w:t>A proper relationship with God begins with knowing who God is and understanding his nature. Yet, finite human minds cannot fully comprehend God, the Eternal One. Worse, if left to our own intuition, we inevitably begin to worship idols rather than the true God. In Leviticus, God graciously reveals his holiness in tangible ways and instructs his people how to worship him acceptably. Each sacrifice and holy day teaches the Israelites about God and what he requires of them.</w:t>
+        <w:t>God had already made his covenant (binding agreement) with Israel. He declared that the Israelites would be his "</w:t>
+      </w:r>
+      <w:r>
+        <w:rPr>
+          <w:lang w:val="en_US" w:bidi="en_US"/>
+        </w:rPr>
+        <w:t>treasured possession …</w:t>
+      </w:r>
+      <w:r>
+        <w:rPr>
+          <w:lang w:val="en_US" w:bidi="en_US"/>
+        </w:rPr>
+        <w:t xml:space="preserve"> a </w:t>
+      </w:r>
+      <w:r>
+        <w:rPr>
+          <w:lang w:val="en_US" w:bidi="en_US"/>
+        </w:rPr>
+        <w:t>kingdom of priests and a holy nation"</w:t>
+      </w:r>
+      <w:r>
+        <w:rPr>
+          <w:lang w:val="en_US" w:bidi="en_US"/>
+        </w:rPr>
+        <w:t xml:space="preserve"> (</w:t>
+      </w:r>
+      <w:hyperlink r:id="rId20">
+        <w:r>
+          <w:rPr>
+            <w:lang w:val="en_US" w:bidi="en_US"/>
+          </w:rPr>
+          <w:rPr>
+            <w:color w:val="0000EE"/>
+            <w:u w:val="single"/>
+          </w:rPr>
+          <w:t>Exodus 19:5–6</w:t>
+        </w:r>
+      </w:hyperlink>
+      <w:r>
+        <w:rPr>
+          <w:lang w:val="en_US" w:bidi="en_US"/>
+        </w:rPr>
+        <w:t>). The people had also received the Ten Commandments (</w:t>
+      </w:r>
+      <w:hyperlink r:id="rId21">
+        <w:r>
+          <w:rPr>
+            <w:lang w:val="en_US" w:bidi="en_US"/>
+          </w:rPr>
+          <w:rPr>
+            <w:color w:val="0000EE"/>
+            <w:u w:val="single"/>
+          </w:rPr>
+          <w:t>Exodus 20:1–17</w:t>
+        </w:r>
+      </w:hyperlink>
+      <w:r>
+        <w:rPr>
+          <w:lang w:val="en_US" w:bidi="en_US"/>
+        </w:rPr>
+        <w:t xml:space="preserve">), the plans for the tabernacle (the sacred tent where God met with his people; </w:t>
+      </w:r>
+      <w:hyperlink r:id="rId22">
+        <w:r>
+          <w:rPr>
+            <w:lang w:val="en_US" w:bidi="en_US"/>
+          </w:rPr>
+          <w:rPr>
+            <w:color w:val="0000EE"/>
+            <w:u w:val="single"/>
+          </w:rPr>
+          <w:t>Exodus 25–27</w:t>
+        </w:r>
+      </w:hyperlink>
+      <w:r>
+        <w:rPr>
+          <w:lang w:val="en_US" w:bidi="en_US"/>
+        </w:rPr>
+        <w:t xml:space="preserve">; </w:t>
+      </w:r>
+      <w:hyperlink r:id="rId23">
+        <w:r>
+          <w:rPr>
+            <w:lang w:val="en_US" w:bidi="en_US"/>
+          </w:rPr>
+          <w:rPr>
+            <w:color w:val="0000EE"/>
+            <w:u w:val="single"/>
+          </w:rPr>
+          <w:t>30:1–38</w:t>
+        </w:r>
+      </w:hyperlink>
+      <w:r>
+        <w:rPr>
+          <w:lang w:val="en_US" w:bidi="en_US"/>
+        </w:rPr>
+        <w:t>), and instructions for the priesthood (</w:t>
+      </w:r>
+      <w:hyperlink r:id="rId24">
+        <w:r>
+          <w:rPr>
+            <w:lang w:val="en_US" w:bidi="en_US"/>
+          </w:rPr>
+          <w:rPr>
+            <w:color w:val="0000EE"/>
+            <w:u w:val="single"/>
+          </w:rPr>
+          <w:t>Exodus 28–29</w:t>
+        </w:r>
+      </w:hyperlink>
+      <w:r>
+        <w:rPr>
+          <w:lang w:val="en_US" w:bidi="en_US"/>
+        </w:rPr>
+        <w:t>). The tabernacle had been completed and dedicated (</w:t>
+      </w:r>
+      <w:hyperlink r:id="rId25">
+        <w:r>
+          <w:rPr>
+            <w:lang w:val="en_US" w:bidi="en_US"/>
+          </w:rPr>
+          <w:rPr>
+            <w:color w:val="0000EE"/>
+            <w:u w:val="single"/>
+          </w:rPr>
+          <w:t>Exodus 35–40</w:t>
+        </w:r>
+      </w:hyperlink>
+      <w:r>
+        <w:rPr>
+          <w:lang w:val="en_US" w:bidi="en_US"/>
+        </w:rPr>
+        <w:t xml:space="preserve">). </w:t>
       </w:r>
     </w:p>
     <w:p>
@@ -561,79 +580,7 @@
         <w:rPr>
           <w:lang w:val="en_US" w:bidi="en_US"/>
         </w:rPr>
-        <w:t xml:space="preserve">God calls Israel to know him and to love him (see </w:t>
-      </w:r>
-      <w:hyperlink r:id="rId27">
-        <w:r>
-          <w:rPr>
-            <w:lang w:val="en_US" w:bidi="en_US"/>
-          </w:rPr>
-          <w:rPr>
-            <w:color w:val="0000EE"/>
-            <w:u w:val="single"/>
-          </w:rPr>
-          <w:t>Deut 6:5</w:t>
-        </w:r>
-      </w:hyperlink>
-      <w:r>
-        <w:rPr>
-          <w:lang w:val="en_US" w:bidi="en_US"/>
-        </w:rPr>
-        <w:t xml:space="preserve">; </w:t>
-      </w:r>
-      <w:hyperlink r:id="rId28">
-        <w:r>
-          <w:rPr>
-            <w:lang w:val="en_US" w:bidi="en_US"/>
-          </w:rPr>
-          <w:rPr>
-            <w:color w:val="0000EE"/>
-            <w:u w:val="single"/>
-          </w:rPr>
-          <w:t>11:1</w:t>
-        </w:r>
-      </w:hyperlink>
-      <w:r>
-        <w:rPr>
-          <w:lang w:val="en_US" w:bidi="en_US"/>
-        </w:rPr>
-        <w:t>). As a result, they will also love and serve one another (</w:t>
-      </w:r>
-      <w:hyperlink r:id="rId29">
-        <w:r>
-          <w:rPr>
-            <w:lang w:val="en_US" w:bidi="en_US"/>
-          </w:rPr>
-          <w:rPr>
-            <w:color w:val="0000EE"/>
-            <w:u w:val="single"/>
-          </w:rPr>
-          <w:t>19:18</w:t>
-        </w:r>
-      </w:hyperlink>
-      <w:r>
-        <w:rPr>
-          <w:lang w:val="en_US" w:bidi="en_US"/>
-        </w:rPr>
-        <w:t xml:space="preserve">, </w:t>
-      </w:r>
-      <w:hyperlink r:id="rId30">
-        <w:r>
-          <w:rPr>
-            <w:lang w:val="en_US" w:bidi="en_US"/>
-          </w:rPr>
-          <w:rPr>
-            <w:color w:val="0000EE"/>
-            <w:u w:val="single"/>
-          </w:rPr>
-          <w:t>33–34</w:t>
-        </w:r>
-      </w:hyperlink>
-      <w:r>
-        <w:rPr>
-          <w:lang w:val="en_US" w:bidi="en_US"/>
-        </w:rPr>
-        <w:t>). The rituals and regulations revealed in Leviticus teach the Israelites how to integrate love and service into their lives, both as individuals and as a nation.</w:t>
+        <w:t>Now, in Leviticus, God spoke to Moses about his holy nature. He gave instructions for worship and for the way Israel should live as his covenant people.</w:t>
       </w:r>
     </w:p>
     <w:p>
@@ -644,7 +591,7 @@
         <w:rPr>
           <w:lang w:val="en_US" w:bidi="en_US"/>
         </w:rPr>
-        <w:t>Authorship</w:t>
+        <w:t>Summary</w:t>
       </w:r>
     </w:p>
     <w:p>
@@ -658,7 +605,43 @@
         <w:rPr>
           <w:lang w:val="en_US" w:bidi="en_US"/>
         </w:rPr>
-        <w:t>Some scholars believe that Leviticus was written during Israel’s exile in Babylon (about 586–539 BC), long after the time of Moses. This view, however, does not explain why Judaism during the Exile, which was increasingly oriented around the rabbi and the synagogue, would be concerned with the priesthood and the Tabernacle. Nor does it account for Israelite worship prior to the Exile, aside from the liturgy contained or implied in the Psalms.</w:t>
+        <w:t xml:space="preserve">The laws in Leviticus mainly concern the work and responsibilities of the tribe of Levi, especially the high priest (see </w:t>
+      </w:r>
+      <w:hyperlink r:id="rId26">
+        <w:r>
+          <w:rPr>
+            <w:lang w:val="en_US" w:bidi="en_US"/>
+          </w:rPr>
+          <w:rPr>
+            <w:color w:val="0000EE"/>
+            <w:u w:val="single"/>
+          </w:rPr>
+          <w:t>Exodus 28</w:t>
+        </w:r>
+      </w:hyperlink>
+      <w:r>
+        <w:rPr>
+          <w:lang w:val="en_US" w:bidi="en_US"/>
+        </w:rPr>
+        <w:t xml:space="preserve">; </w:t>
+      </w:r>
+      <w:hyperlink r:id="rId27">
+        <w:r>
+          <w:rPr>
+            <w:lang w:val="en_US" w:bidi="en_US"/>
+          </w:rPr>
+          <w:rPr>
+            <w:color w:val="0000EE"/>
+            <w:u w:val="single"/>
+          </w:rPr>
+          <w:t>Numbers 3:44–4:49</w:t>
+        </w:r>
+      </w:hyperlink>
+      <w:r>
+        <w:rPr>
+          <w:lang w:val="en_US" w:bidi="en_US"/>
+        </w:rPr>
+        <w:t>). The book includes God’s instructions about the tabernacle, the priesthood, sacrifices, holy days, and ceremonial purity (rules about what made a person clean or unclean for worship).</w:t>
       </w:r>
     </w:p>
     <w:p>
@@ -672,606 +655,65 @@
         <w:rPr>
           <w:lang w:val="en_US" w:bidi="en_US"/>
         </w:rPr>
-        <w:t xml:space="preserve">It is likely that Moses wrote Leviticus during Israel’s time in the wilderness after the Exodus. Both Jewish tradition and the early Christian church identified Moses as the author of Leviticus. Moses, raised in the court of Egypt’s king, would have been skilled in reading, writing, and mathematics (see </w:t>
-      </w:r>
-      <w:hyperlink r:id="rId31">
-        <w:r>
-          <w:rPr>
-            <w:lang w:val="en_US" w:bidi="en_US"/>
-          </w:rPr>
-          <w:rPr>
-            <w:color w:val="0000EE"/>
-            <w:u w:val="single"/>
-          </w:rPr>
-          <w:t>Acts 7:20–22</w:t>
-        </w:r>
-      </w:hyperlink>
-      <w:r>
-        <w:rPr>
-          <w:lang w:val="en_US" w:bidi="en_US"/>
-        </w:rPr>
-        <w:t>) and quite capable of writing Leviticus. The book begins and ends with statements affirming that the contents of Leviticus were given to Israel by God through Moses (</w:t>
-      </w:r>
-      <w:hyperlink r:id="rId32">
-        <w:r>
-          <w:rPr>
-            <w:lang w:val="en_US" w:bidi="en_US"/>
-          </w:rPr>
-          <w:rPr>
-            <w:color w:val="0000EE"/>
-            <w:u w:val="single"/>
-          </w:rPr>
-          <w:t>1:1–2</w:t>
-        </w:r>
-      </w:hyperlink>
-      <w:r>
-        <w:rPr>
-          <w:lang w:val="en_US" w:bidi="en_US"/>
-        </w:rPr>
-        <w:t xml:space="preserve">; </w:t>
-      </w:r>
-      <w:hyperlink r:id="rId33">
-        <w:r>
-          <w:rPr>
-            <w:lang w:val="en_US" w:bidi="en_US"/>
-          </w:rPr>
-          <w:rPr>
-            <w:color w:val="0000EE"/>
-            <w:u w:val="single"/>
-          </w:rPr>
-          <w:t>27:34</w:t>
-        </w:r>
-      </w:hyperlink>
-      <w:r>
-        <w:rPr>
-          <w:lang w:val="en_US" w:bidi="en_US"/>
-        </w:rPr>
-        <w:t xml:space="preserve">). Leviticus repeatedly describes how Moses received the Lord’s instructions (e.g., </w:t>
-      </w:r>
-      <w:hyperlink r:id="rId34">
-        <w:r>
-          <w:rPr>
-            <w:lang w:val="en_US" w:bidi="en_US"/>
-          </w:rPr>
-          <w:rPr>
-            <w:color w:val="0000EE"/>
-            <w:u w:val="single"/>
-          </w:rPr>
-          <w:t>4:1</w:t>
-        </w:r>
-      </w:hyperlink>
-      <w:r>
-        <w:rPr>
-          <w:lang w:val="en_US" w:bidi="en_US"/>
-        </w:rPr>
-        <w:t xml:space="preserve">; </w:t>
-      </w:r>
-      <w:hyperlink r:id="rId35">
-        <w:r>
-          <w:rPr>
-            <w:lang w:val="en_US" w:bidi="en_US"/>
-          </w:rPr>
-          <w:rPr>
-            <w:color w:val="0000EE"/>
-            <w:u w:val="single"/>
-          </w:rPr>
-          <w:t>5:14</w:t>
-        </w:r>
-      </w:hyperlink>
-      <w:r>
-        <w:rPr>
-          <w:lang w:val="en_US" w:bidi="en_US"/>
-        </w:rPr>
-        <w:t xml:space="preserve">; </w:t>
-      </w:r>
-      <w:hyperlink r:id="rId36">
-        <w:r>
-          <w:rPr>
-            <w:lang w:val="en_US" w:bidi="en_US"/>
-          </w:rPr>
-          <w:rPr>
-            <w:color w:val="0000EE"/>
-            <w:u w:val="single"/>
-          </w:rPr>
-          <w:t>6:1</w:t>
-        </w:r>
-      </w:hyperlink>
-      <w:r>
-        <w:rPr>
-          <w:lang w:val="en_US" w:bidi="en_US"/>
-        </w:rPr>
-        <w:t xml:space="preserve">, </w:t>
-      </w:r>
-      <w:hyperlink r:id="rId37">
-        <w:r>
-          <w:rPr>
-            <w:lang w:val="en_US" w:bidi="en_US"/>
-          </w:rPr>
-          <w:rPr>
-            <w:color w:val="0000EE"/>
-            <w:u w:val="single"/>
-          </w:rPr>
-          <w:t>8</w:t>
-        </w:r>
-      </w:hyperlink>
-      <w:r>
-        <w:rPr>
-          <w:lang w:val="en_US" w:bidi="en_US"/>
-        </w:rPr>
-        <w:t xml:space="preserve">, </w:t>
-      </w:r>
-      <w:hyperlink r:id="rId38">
-        <w:r>
-          <w:rPr>
-            <w:lang w:val="en_US" w:bidi="en_US"/>
-          </w:rPr>
-          <w:rPr>
-            <w:color w:val="0000EE"/>
-            <w:u w:val="single"/>
-          </w:rPr>
-          <w:t>19</w:t>
-        </w:r>
-      </w:hyperlink>
-      <w:r>
-        <w:rPr>
-          <w:lang w:val="en_US" w:bidi="en_US"/>
-        </w:rPr>
-        <w:t xml:space="preserve">, </w:t>
-      </w:r>
-      <w:hyperlink r:id="rId39">
-        <w:r>
-          <w:rPr>
-            <w:lang w:val="en_US" w:bidi="en_US"/>
-          </w:rPr>
-          <w:rPr>
-            <w:color w:val="0000EE"/>
-            <w:u w:val="single"/>
-          </w:rPr>
-          <w:t>24</w:t>
-        </w:r>
-      </w:hyperlink>
-      <w:r>
-        <w:rPr>
-          <w:lang w:val="en_US" w:bidi="en_US"/>
-        </w:rPr>
-        <w:t xml:space="preserve">; </w:t>
-      </w:r>
-      <w:hyperlink r:id="rId40">
-        <w:r>
-          <w:rPr>
-            <w:lang w:val="en_US" w:bidi="en_US"/>
-          </w:rPr>
-          <w:rPr>
-            <w:color w:val="0000EE"/>
-            <w:u w:val="single"/>
-          </w:rPr>
-          <w:t>7:22</w:t>
-        </w:r>
-      </w:hyperlink>
-      <w:r>
-        <w:rPr>
-          <w:lang w:val="en_US" w:bidi="en_US"/>
-        </w:rPr>
-        <w:t xml:space="preserve">, </w:t>
-      </w:r>
-      <w:hyperlink r:id="rId41">
-        <w:r>
-          <w:rPr>
-            <w:lang w:val="en_US" w:bidi="en_US"/>
-          </w:rPr>
-          <w:rPr>
-            <w:color w:val="0000EE"/>
-            <w:u w:val="single"/>
-          </w:rPr>
-          <w:t>28</w:t>
-        </w:r>
-      </w:hyperlink>
-      <w:r>
-        <w:rPr>
-          <w:lang w:val="en_US" w:bidi="en_US"/>
-        </w:rPr>
-        <w:t xml:space="preserve">; </w:t>
-      </w:r>
-      <w:hyperlink r:id="rId42">
-        <w:r>
-          <w:rPr>
-            <w:lang w:val="en_US" w:bidi="en_US"/>
-          </w:rPr>
-          <w:rPr>
-            <w:color w:val="0000EE"/>
-            <w:u w:val="single"/>
-          </w:rPr>
-          <w:t>8:1</w:t>
-        </w:r>
-      </w:hyperlink>
-      <w:r>
-        <w:rPr>
-          <w:lang w:val="en_US" w:bidi="en_US"/>
-        </w:rPr>
-        <w:t>) and carried them out (</w:t>
-      </w:r>
-      <w:hyperlink r:id="rId43">
-        <w:r>
-          <w:rPr>
-            <w:lang w:val="en_US" w:bidi="en_US"/>
-          </w:rPr>
-          <w:rPr>
-            <w:color w:val="0000EE"/>
-            <w:u w:val="single"/>
-          </w:rPr>
-          <w:t>8:4–10:20</w:t>
-        </w:r>
-      </w:hyperlink>
-      <w:r>
-        <w:rPr>
-          <w:lang w:val="en_US" w:bidi="en_US"/>
-        </w:rPr>
-        <w:t xml:space="preserve">). The Old Testament often refers to Moses as the author of the Pentateuch (Genesis—Deuteronomy; see </w:t>
-      </w:r>
-      <w:hyperlink r:id="rId44">
-        <w:r>
-          <w:rPr>
-            <w:lang w:val="en_US" w:bidi="en_US"/>
-          </w:rPr>
-          <w:rPr>
-            <w:color w:val="0000EE"/>
-            <w:u w:val="single"/>
-          </w:rPr>
-          <w:t>Josh 8:31–32</w:t>
-        </w:r>
-      </w:hyperlink>
-      <w:r>
-        <w:rPr>
-          <w:lang w:val="en_US" w:bidi="en_US"/>
-        </w:rPr>
-        <w:t xml:space="preserve">; </w:t>
-      </w:r>
-      <w:hyperlink r:id="rId45">
-        <w:r>
-          <w:rPr>
-            <w:lang w:val="en_US" w:bidi="en_US"/>
-          </w:rPr>
-          <w:rPr>
-            <w:color w:val="0000EE"/>
-            <w:u w:val="single"/>
-          </w:rPr>
-          <w:t>23:6</w:t>
-        </w:r>
-      </w:hyperlink>
-      <w:r>
-        <w:rPr>
-          <w:lang w:val="en_US" w:bidi="en_US"/>
-        </w:rPr>
-        <w:t xml:space="preserve">; </w:t>
-      </w:r>
-      <w:hyperlink r:id="rId46">
-        <w:r>
-          <w:rPr>
-            <w:lang w:val="en_US" w:bidi="en_US"/>
-          </w:rPr>
-          <w:rPr>
-            <w:color w:val="0000EE"/>
-            <w:u w:val="single"/>
-          </w:rPr>
-          <w:t>1 Kgs 2:3</w:t>
-        </w:r>
-      </w:hyperlink>
-      <w:r>
-        <w:rPr>
-          <w:lang w:val="en_US" w:bidi="en_US"/>
-        </w:rPr>
-        <w:t xml:space="preserve">; </w:t>
-      </w:r>
-      <w:hyperlink r:id="rId47">
-        <w:r>
-          <w:rPr>
-            <w:lang w:val="en_US" w:bidi="en_US"/>
-          </w:rPr>
-          <w:rPr>
-            <w:color w:val="0000EE"/>
-            <w:u w:val="single"/>
-          </w:rPr>
-          <w:t>2 Kgs 14:6</w:t>
-        </w:r>
-      </w:hyperlink>
-      <w:r>
-        <w:rPr>
-          <w:lang w:val="en_US" w:bidi="en_US"/>
-        </w:rPr>
-        <w:t xml:space="preserve">; </w:t>
-      </w:r>
-      <w:hyperlink r:id="rId48">
-        <w:r>
-          <w:rPr>
-            <w:lang w:val="en_US" w:bidi="en_US"/>
-          </w:rPr>
-          <w:rPr>
-            <w:color w:val="0000EE"/>
-            <w:u w:val="single"/>
-          </w:rPr>
-          <w:t>23:25</w:t>
-        </w:r>
-      </w:hyperlink>
-      <w:r>
-        <w:rPr>
-          <w:lang w:val="en_US" w:bidi="en_US"/>
-        </w:rPr>
-        <w:t xml:space="preserve">; </w:t>
-      </w:r>
-      <w:hyperlink r:id="rId49">
-        <w:r>
-          <w:rPr>
-            <w:lang w:val="en_US" w:bidi="en_US"/>
-          </w:rPr>
-          <w:rPr>
-            <w:color w:val="0000EE"/>
-            <w:u w:val="single"/>
-          </w:rPr>
-          <w:t>2 Chr 23:18</w:t>
-        </w:r>
-      </w:hyperlink>
-      <w:r>
-        <w:rPr>
-          <w:lang w:val="en_US" w:bidi="en_US"/>
-        </w:rPr>
-        <w:t xml:space="preserve">; </w:t>
-      </w:r>
-      <w:hyperlink r:id="rId50">
-        <w:r>
-          <w:rPr>
-            <w:lang w:val="en_US" w:bidi="en_US"/>
-          </w:rPr>
-          <w:rPr>
-            <w:color w:val="0000EE"/>
-            <w:u w:val="single"/>
-          </w:rPr>
-          <w:t>30:16</w:t>
-        </w:r>
-      </w:hyperlink>
-      <w:r>
-        <w:rPr>
-          <w:lang w:val="en_US" w:bidi="en_US"/>
-        </w:rPr>
-        <w:t xml:space="preserve">; </w:t>
-      </w:r>
-      <w:hyperlink r:id="rId51">
-        <w:r>
-          <w:rPr>
-            <w:lang w:val="en_US" w:bidi="en_US"/>
-          </w:rPr>
-          <w:rPr>
-            <w:color w:val="0000EE"/>
-            <w:u w:val="single"/>
-          </w:rPr>
-          <w:t>Ezra 3:2</w:t>
-        </w:r>
-      </w:hyperlink>
-      <w:r>
-        <w:rPr>
-          <w:lang w:val="en_US" w:bidi="en_US"/>
-        </w:rPr>
-        <w:t xml:space="preserve">; </w:t>
-      </w:r>
-      <w:hyperlink r:id="rId52">
-        <w:r>
-          <w:rPr>
-            <w:lang w:val="en_US" w:bidi="en_US"/>
-          </w:rPr>
-          <w:rPr>
-            <w:color w:val="0000EE"/>
-            <w:u w:val="single"/>
-          </w:rPr>
-          <w:t>7:6</w:t>
-        </w:r>
-      </w:hyperlink>
-      <w:r>
-        <w:rPr>
-          <w:lang w:val="en_US" w:bidi="en_US"/>
-        </w:rPr>
-        <w:t xml:space="preserve">; </w:t>
-      </w:r>
-      <w:hyperlink r:id="rId53">
-        <w:r>
-          <w:rPr>
-            <w:lang w:val="en_US" w:bidi="en_US"/>
-          </w:rPr>
-          <w:rPr>
-            <w:color w:val="0000EE"/>
-            <w:u w:val="single"/>
-          </w:rPr>
-          <w:t>Neh 8:1</w:t>
-        </w:r>
-      </w:hyperlink>
-      <w:r>
-        <w:rPr>
-          <w:lang w:val="en_US" w:bidi="en_US"/>
-        </w:rPr>
-        <w:t xml:space="preserve">; </w:t>
-      </w:r>
-      <w:hyperlink r:id="rId54">
-        <w:r>
-          <w:rPr>
-            <w:lang w:val="en_US" w:bidi="en_US"/>
-          </w:rPr>
-          <w:rPr>
-            <w:color w:val="0000EE"/>
-            <w:u w:val="single"/>
-          </w:rPr>
-          <w:t>Dan 9:11–13</w:t>
-        </w:r>
-      </w:hyperlink>
-      <w:r>
-        <w:rPr>
-          <w:lang w:val="en_US" w:bidi="en_US"/>
-        </w:rPr>
-        <w:t>). The New Testament does the same (</w:t>
-      </w:r>
-      <w:hyperlink r:id="rId55">
-        <w:r>
-          <w:rPr>
-            <w:lang w:val="en_US" w:bidi="en_US"/>
-          </w:rPr>
-          <w:rPr>
-            <w:color w:val="0000EE"/>
-            <w:u w:val="single"/>
-          </w:rPr>
-          <w:t>Matt 19:7–8</w:t>
-        </w:r>
-      </w:hyperlink>
-      <w:r>
-        <w:rPr>
-          <w:lang w:val="en_US" w:bidi="en_US"/>
-        </w:rPr>
-        <w:t xml:space="preserve">; </w:t>
-      </w:r>
-      <w:hyperlink r:id="rId56">
-        <w:r>
-          <w:rPr>
-            <w:lang w:val="en_US" w:bidi="en_US"/>
-          </w:rPr>
-          <w:rPr>
-            <w:color w:val="0000EE"/>
-            <w:u w:val="single"/>
-          </w:rPr>
-          <w:t>Luke 2:22</w:t>
-        </w:r>
-      </w:hyperlink>
-      <w:r>
-        <w:rPr>
-          <w:lang w:val="en_US" w:bidi="en_US"/>
-        </w:rPr>
-        <w:t xml:space="preserve">; </w:t>
-      </w:r>
-      <w:hyperlink r:id="rId57">
-        <w:r>
-          <w:rPr>
-            <w:lang w:val="en_US" w:bidi="en_US"/>
-          </w:rPr>
-          <w:rPr>
-            <w:color w:val="0000EE"/>
-            <w:u w:val="single"/>
-          </w:rPr>
-          <w:t>24:44</w:t>
-        </w:r>
-      </w:hyperlink>
-      <w:r>
-        <w:rPr>
-          <w:lang w:val="en_US" w:bidi="en_US"/>
-        </w:rPr>
-        <w:t xml:space="preserve">; </w:t>
-      </w:r>
-      <w:hyperlink r:id="rId58">
-        <w:r>
-          <w:rPr>
-            <w:lang w:val="en_US" w:bidi="en_US"/>
-          </w:rPr>
-          <w:rPr>
-            <w:color w:val="0000EE"/>
-            <w:u w:val="single"/>
-          </w:rPr>
-          <w:t>John 7:19</w:t>
-        </w:r>
-      </w:hyperlink>
-      <w:r>
-        <w:rPr>
-          <w:lang w:val="en_US" w:bidi="en_US"/>
-        </w:rPr>
-        <w:t xml:space="preserve">, </w:t>
-      </w:r>
-      <w:hyperlink r:id="rId59">
-        <w:r>
-          <w:rPr>
-            <w:lang w:val="en_US" w:bidi="en_US"/>
-          </w:rPr>
-          <w:rPr>
-            <w:color w:val="0000EE"/>
-            <w:u w:val="single"/>
-          </w:rPr>
-          <w:t>23</w:t>
-        </w:r>
-      </w:hyperlink>
-      <w:r>
-        <w:rPr>
-          <w:lang w:val="en_US" w:bidi="en_US"/>
-        </w:rPr>
-        <w:t xml:space="preserve">; </w:t>
-      </w:r>
-      <w:hyperlink r:id="rId60">
-        <w:r>
-          <w:rPr>
-            <w:lang w:val="en_US" w:bidi="en_US"/>
-          </w:rPr>
-          <w:rPr>
-            <w:color w:val="0000EE"/>
-            <w:u w:val="single"/>
-          </w:rPr>
-          <w:t>Rom 10:5</w:t>
-        </w:r>
-      </w:hyperlink>
-      <w:r>
-        <w:rPr>
-          <w:lang w:val="en_US" w:bidi="en_US"/>
-        </w:rPr>
-        <w:t xml:space="preserve">; </w:t>
-      </w:r>
-      <w:hyperlink r:id="rId61">
-        <w:r>
-          <w:rPr>
-            <w:lang w:val="en_US" w:bidi="en_US"/>
-          </w:rPr>
-          <w:rPr>
-            <w:color w:val="0000EE"/>
-            <w:u w:val="single"/>
-          </w:rPr>
-          <w:t>1 Cor 9:9</w:t>
-        </w:r>
-      </w:hyperlink>
-      <w:r>
-        <w:rPr>
-          <w:lang w:val="en_US" w:bidi="en_US"/>
-        </w:rPr>
-        <w:t xml:space="preserve">; </w:t>
-      </w:r>
-      <w:hyperlink r:id="rId62">
-        <w:r>
-          <w:rPr>
-            <w:lang w:val="en_US" w:bidi="en_US"/>
-          </w:rPr>
-          <w:rPr>
-            <w:color w:val="0000EE"/>
-            <w:u w:val="single"/>
-          </w:rPr>
-          <w:t>Heb 10:28</w:t>
-        </w:r>
-      </w:hyperlink>
-      <w:r>
-        <w:rPr>
-          <w:lang w:val="en_US" w:bidi="en_US"/>
-        </w:rPr>
-        <w:t xml:space="preserve">). See also </w:t>
-      </w:r>
-      <w:r>
-        <w:rPr>
-          <w:lang w:val="en_US" w:bidi="en_US"/>
-        </w:rPr>
-        <w:t>Genesis Book Introduction</w:t>
-      </w:r>
-      <w:r>
-        <w:rPr>
-          <w:lang w:val="en_US" w:bidi="en_US"/>
-        </w:rPr>
-        <w:t>, “Authorship.”</w:t>
+        <w:t>Three main themes appear throughout Leviticus:</w:t>
       </w:r>
     </w:p>
     <w:p>
       <w:pPr>
-        <w:pStyle w:val="Heading2"/>
-      </w:pPr>
-      <w:r>
-        <w:rPr>
-          <w:lang w:val="en_US" w:bidi="en_US"/>
-        </w:rPr>
-        <w:t>Meaning and Message</w:t>
+        <w:pStyle w:val="ListNumber"/>
+        <w:numPr>
+          <w:ilvl w:val="0"/>
+          <w:numId w:val="14"/>
+        </w:numPr>
+        <w:spacing w:line="240" w:lineRule="auto"/>
+        <w:ind w:left="720"/>
+      </w:pPr>
+      <w:r>
+        <w:rPr>
+          <w:lang w:val="en_US" w:bidi="en_US"/>
+        </w:rPr>
+      </w:r>
+      <w:r>
+        <w:rPr>
+          <w:lang w:val="en_US" w:bidi="en_US"/>
+        </w:rPr>
+        <w:t>God is holy.</w:t>
+      </w:r>
+    </w:p>
+    <w:p>
+      <w:pPr>
+        <w:pStyle w:val="ListNumber"/>
+        <w:spacing w:line="240" w:lineRule="auto"/>
+        <w:ind w:left="720"/>
+      </w:pPr>
+      <w:r>
+        <w:rPr>
+          <w:lang w:val="en_US" w:bidi="en_US"/>
+        </w:rPr>
+      </w:r>
+      <w:r>
+        <w:rPr>
+          <w:lang w:val="en_US" w:bidi="en_US"/>
+        </w:rPr>
+        <w:t xml:space="preserve">People must worship a holy God in the right way. </w:t>
+      </w:r>
+    </w:p>
+    <w:p>
+      <w:pPr>
+        <w:pStyle w:val="ListNumber"/>
+        <w:spacing w:line="240" w:lineRule="auto"/>
+        <w:ind w:left="720"/>
+      </w:pPr>
+      <w:r>
+        <w:rPr>
+          <w:lang w:val="en_US" w:bidi="en_US"/>
+        </w:rPr>
+      </w:r>
+      <w:r>
+        <w:rPr>
+          <w:lang w:val="en_US" w:bidi="en_US"/>
+        </w:rPr>
+        <w:t>Israel was to live as a holy people in relationship with God.</w:t>
       </w:r>
     </w:p>
     <w:p>
@@ -1285,25 +727,7 @@
         <w:rPr>
           <w:lang w:val="en_US" w:bidi="en_US"/>
         </w:rPr>
-        <w:t>Although it is set in an ancient time and culture, Leviticus communicates a timeless and vibrant message: God is holy, and he expects his people, whom he has rescued, to be holy like he is. God’s holiness and his gracious redemption provide both the foundation and the motivation for his people’s own holiness (</w:t>
-      </w:r>
-      <w:hyperlink r:id="rId13">
-        <w:r>
-          <w:rPr>
-            <w:lang w:val="en_US" w:bidi="en_US"/>
-          </w:rPr>
-          <w:rPr>
-            <w:color w:val="0000EE"/>
-            <w:u w:val="single"/>
-          </w:rPr>
-          <w:t>11:44–45</w:t>
-        </w:r>
-      </w:hyperlink>
-      <w:r>
-        <w:rPr>
-          <w:lang w:val="en_US" w:bidi="en_US"/>
-        </w:rPr>
-        <w:t>).</w:t>
+        <w:t>A right relationship with God begins with knowing who God is and understanding his character. But human beings are limited and cannot fully understand God, the eternal One. Even worse, when people depend only on their own ideas, they often begin to worship idols instead of the true God.</w:t>
       </w:r>
     </w:p>
     <w:p>
@@ -1317,79 +741,7 @@
         <w:rPr>
           <w:lang w:val="en_US" w:bidi="en_US"/>
         </w:rPr>
-        <w:t>The priests stood between God and the people as mediators of the covenant. The priests interpreted what was holy and how holiness should be expressed in the community. The atoning sacrifices provided the way for the people to have their sins forgiven and to be made right with God (atonement). The non-atoning sacrifices celebrated the people’s relationship with God through gifts and shared meals. While surrounding nations offered sacrifices to their gods to appease them and gain their favor, Israel’s worship was not designed to manipulate God. Rather, the worship prepared and purified the people so that they could approach God. Each of the laws, ceremonies, and holy days teaches that God is holy and that he expects his people to be holy (</w:t>
-      </w:r>
-      <w:hyperlink r:id="rId13">
-        <w:r>
-          <w:rPr>
-            <w:lang w:val="en_US" w:bidi="en_US"/>
-          </w:rPr>
-          <w:rPr>
-            <w:color w:val="0000EE"/>
-            <w:u w:val="single"/>
-          </w:rPr>
-          <w:t>Lev 11:44–45</w:t>
-        </w:r>
-      </w:hyperlink>
-      <w:r>
-        <w:rPr>
-          <w:lang w:val="en_US" w:bidi="en_US"/>
-        </w:rPr>
-        <w:t xml:space="preserve">; </w:t>
-      </w:r>
-      <w:hyperlink r:id="rId63">
-        <w:r>
-          <w:rPr>
-            <w:lang w:val="en_US" w:bidi="en_US"/>
-          </w:rPr>
-          <w:rPr>
-            <w:color w:val="0000EE"/>
-            <w:u w:val="single"/>
-          </w:rPr>
-          <w:t>19:2</w:t>
-        </w:r>
-      </w:hyperlink>
-      <w:r>
-        <w:rPr>
-          <w:lang w:val="en_US" w:bidi="en_US"/>
-        </w:rPr>
-        <w:t xml:space="preserve">; see </w:t>
-      </w:r>
-      <w:hyperlink r:id="rId64">
-        <w:r>
-          <w:rPr>
-            <w:lang w:val="en_US" w:bidi="en_US"/>
-          </w:rPr>
-          <w:rPr>
-            <w:color w:val="0000EE"/>
-            <w:u w:val="single"/>
-          </w:rPr>
-          <w:t>1 Cor 3:17</w:t>
-        </w:r>
-      </w:hyperlink>
-      <w:r>
-        <w:rPr>
-          <w:lang w:val="en_US" w:bidi="en_US"/>
-        </w:rPr>
-        <w:t xml:space="preserve">; </w:t>
-      </w:r>
-      <w:hyperlink r:id="rId65">
-        <w:r>
-          <w:rPr>
-            <w:lang w:val="en_US" w:bidi="en_US"/>
-          </w:rPr>
-          <w:rPr>
-            <w:color w:val="0000EE"/>
-            <w:u w:val="single"/>
-          </w:rPr>
-          <w:t>1 Pet 1:15</w:t>
-        </w:r>
-      </w:hyperlink>
-      <w:r>
-        <w:rPr>
-          <w:lang w:val="en_US" w:bidi="en_US"/>
-        </w:rPr>
-        <w:t>).</w:t>
+        <w:t>In Leviticus, God graciously reveals his holiness in ways his people could understand. He also teaches them how to worship him in an acceptable way. Each sacrifice and holy day taught the Israelites about God and about what he required from them.</w:t>
       </w:r>
     </w:p>
     <w:p>
@@ -1403,9 +755,9 @@
         <w:rPr>
           <w:lang w:val="en_US" w:bidi="en_US"/>
         </w:rPr>
-        <w:t xml:space="preserve">Forgiveness of sin and reconciliation to God directly relate to how people treat one another. Concern for social justice pervades Leviticus, which sets forth obligations to one’s neighbor, to the poor, and to foreigners. God expects those in covenant with him to love each other as an expression of his love (cp. </w:t>
-      </w:r>
-      <w:hyperlink r:id="rId66">
+        <w:t xml:space="preserve">God calls Israel to know and love him (see </w:t>
+      </w:r>
+      <w:hyperlink r:id="rId28">
         <w:r>
           <w:rPr>
             <w:lang w:val="en_US" w:bidi="en_US"/>
@@ -1414,7 +766,7 @@
             <w:color w:val="0000EE"/>
             <w:u w:val="single"/>
           </w:rPr>
-          <w:t>Matt 22:39</w:t>
+          <w:t>Deuteronomy 6:5</w:t>
         </w:r>
       </w:hyperlink>
       <w:r>
@@ -1423,7 +775,7 @@
         </w:rPr>
         <w:t xml:space="preserve">; </w:t>
       </w:r>
-      <w:hyperlink r:id="rId67">
+      <w:hyperlink r:id="rId29">
         <w:r>
           <w:rPr>
             <w:lang w:val="en_US" w:bidi="en_US"/>
@@ -1432,16 +784,16 @@
             <w:color w:val="0000EE"/>
             <w:u w:val="single"/>
           </w:rPr>
-          <w:t>Mark 12:31</w:t>
+          <w:t>11:1</w:t>
         </w:r>
       </w:hyperlink>
       <w:r>
         <w:rPr>
           <w:lang w:val="en_US" w:bidi="en_US"/>
         </w:rPr>
-        <w:t xml:space="preserve">; </w:t>
-      </w:r>
-      <w:hyperlink r:id="rId68">
+        <w:t>). As a result, they will also love and serve each other (</w:t>
+      </w:r>
+      <w:hyperlink r:id="rId30">
         <w:r>
           <w:rPr>
             <w:lang w:val="en_US" w:bidi="en_US"/>
@@ -1450,16 +802,16 @@
             <w:color w:val="0000EE"/>
             <w:u w:val="single"/>
           </w:rPr>
-          <w:t>Luke 10:27</w:t>
+          <w:t>Leviticus 19:18</w:t>
         </w:r>
       </w:hyperlink>
       <w:r>
         <w:rPr>
           <w:lang w:val="en_US" w:bidi="en_US"/>
         </w:rPr>
-        <w:t xml:space="preserve">; </w:t>
-      </w:r>
-      <w:hyperlink r:id="rId69">
+        <w:t xml:space="preserve">, </w:t>
+      </w:r>
+      <w:hyperlink r:id="rId31">
         <w:r>
           <w:rPr>
             <w:lang w:val="en_US" w:bidi="en_US"/>
@@ -1468,16 +820,55 @@
             <w:color w:val="0000EE"/>
             <w:u w:val="single"/>
           </w:rPr>
-          <w:t>Rom 13:9</w:t>
+          <w:t>33–34</w:t>
         </w:r>
       </w:hyperlink>
       <w:r>
         <w:rPr>
           <w:lang w:val="en_US" w:bidi="en_US"/>
         </w:rPr>
-        <w:t xml:space="preserve">; </w:t>
-      </w:r>
-      <w:hyperlink r:id="rId70">
+        <w:t>). The rituals and laws in Leviticus taught the Israelites how to live lives of love and service, both as individuals and as a nation.</w:t>
+      </w:r>
+    </w:p>
+    <w:p>
+      <w:pPr>
+        <w:pStyle w:val="Heading2"/>
+      </w:pPr>
+      <w:r>
+        <w:rPr>
+          <w:lang w:val="en_US" w:bidi="en_US"/>
+        </w:rPr>
+        <w:t>Author</w:t>
+      </w:r>
+    </w:p>
+    <w:p>
+      <w:pPr/>
+      <w:r>
+        <w:rPr>
+          <w:lang w:val="en_US" w:bidi="en_US"/>
+        </w:rPr>
+      </w:r>
+      <w:r>
+        <w:rPr>
+          <w:lang w:val="en_US" w:bidi="en_US"/>
+        </w:rPr>
+        <w:t>Some scholars believe that Leviticus was written during Israel’s exile in Babylon, around 586–539 BC, long after the time of Moses. However, this view raises important questions. During the exile, Jewish worship was becoming more focused on rabbis and synagogues rather than on the priesthood and the tabernacle. This makes it difficult to explain why a book centered on priests, sacrifices, and tabernacle worship would have been written at that time. This view also does not fully explain Israelite worship before the exile, except for the worship practices described or reflected in the Psalms.</w:t>
+      </w:r>
+    </w:p>
+    <w:p>
+      <w:pPr/>
+      <w:r>
+        <w:rPr>
+          <w:lang w:val="en_US" w:bidi="en_US"/>
+        </w:rPr>
+      </w:r>
+      <w:r>
+        <w:rPr>
+          <w:lang w:val="en_US" w:bidi="en_US"/>
+        </w:rPr>
+        <w:t xml:space="preserve">It is likely that Moses wrote Leviticus during Israel’s time in the wilderness after the exodus from Egypt. Both Jewish tradition and the early church identified Moses as the author of Leviticus. Moses was raised in the court of the king of Egypt and would have learned reading, writing, and mathematics (see </w:t>
+      </w:r>
+      <w:hyperlink r:id="rId32">
         <w:r>
           <w:rPr>
             <w:lang w:val="en_US" w:bidi="en_US"/>
@@ -1486,16 +877,30 @@
             <w:color w:val="0000EE"/>
             <w:u w:val="single"/>
           </w:rPr>
-          <w:t>Gal 5:14</w:t>
+          <w:t>Acts 7:20–22</w:t>
         </w:r>
       </w:hyperlink>
       <w:r>
         <w:rPr>
           <w:lang w:val="en_US" w:bidi="en_US"/>
         </w:rPr>
-        <w:t xml:space="preserve">; </w:t>
-      </w:r>
-      <w:hyperlink r:id="rId71">
+        <w:t>). He was fully capable of writing a book like Leviticus.</w:t>
+      </w:r>
+    </w:p>
+    <w:p>
+      <w:pPr/>
+      <w:r>
+        <w:rPr>
+          <w:lang w:val="en_US" w:bidi="en_US"/>
+        </w:rPr>
+      </w:r>
+      <w:r>
+        <w:rPr>
+          <w:lang w:val="en_US" w:bidi="en_US"/>
+        </w:rPr>
+        <w:t>The book itself begins and ends by stating that God gave these instructions to Israel through Moses (</w:t>
+      </w:r>
+      <w:hyperlink r:id="rId33">
         <w:r>
           <w:rPr>
             <w:lang w:val="en_US" w:bidi="en_US"/>
@@ -1504,7 +909,866 @@
             <w:color w:val="0000EE"/>
             <w:u w:val="single"/>
           </w:rPr>
-          <w:t>Jas 2:8</w:t>
+          <w:t>Leviticus 1:1–2</w:t>
+        </w:r>
+      </w:hyperlink>
+      <w:r>
+        <w:rPr>
+          <w:lang w:val="en_US" w:bidi="en_US"/>
+        </w:rPr>
+        <w:t xml:space="preserve">; </w:t>
+      </w:r>
+      <w:hyperlink r:id="rId34">
+        <w:r>
+          <w:rPr>
+            <w:lang w:val="en_US" w:bidi="en_US"/>
+          </w:rPr>
+          <w:rPr>
+            <w:color w:val="0000EE"/>
+            <w:u w:val="single"/>
+          </w:rPr>
+          <w:t>27:34</w:t>
+        </w:r>
+      </w:hyperlink>
+      <w:r>
+        <w:rPr>
+          <w:lang w:val="en_US" w:bidi="en_US"/>
+        </w:rPr>
+        <w:t xml:space="preserve">). Leviticus often describes how Moses received the Lord's instructions and carried them out (for example, </w:t>
+      </w:r>
+      <w:hyperlink r:id="rId35">
+        <w:r>
+          <w:rPr>
+            <w:lang w:val="en_US" w:bidi="en_US"/>
+          </w:rPr>
+          <w:rPr>
+            <w:color w:val="0000EE"/>
+            <w:u w:val="single"/>
+          </w:rPr>
+          <w:t>4:1</w:t>
+        </w:r>
+      </w:hyperlink>
+      <w:r>
+        <w:rPr>
+          <w:lang w:val="en_US" w:bidi="en_US"/>
+        </w:rPr>
+        <w:t xml:space="preserve">; </w:t>
+      </w:r>
+      <w:hyperlink r:id="rId36">
+        <w:r>
+          <w:rPr>
+            <w:lang w:val="en_US" w:bidi="en_US"/>
+          </w:rPr>
+          <w:rPr>
+            <w:color w:val="0000EE"/>
+            <w:u w:val="single"/>
+          </w:rPr>
+          <w:t>5:14</w:t>
+        </w:r>
+      </w:hyperlink>
+      <w:r>
+        <w:rPr>
+          <w:lang w:val="en_US" w:bidi="en_US"/>
+        </w:rPr>
+        <w:t xml:space="preserve">; </w:t>
+      </w:r>
+      <w:hyperlink r:id="rId37">
+        <w:r>
+          <w:rPr>
+            <w:lang w:val="en_US" w:bidi="en_US"/>
+          </w:rPr>
+          <w:rPr>
+            <w:color w:val="0000EE"/>
+            <w:u w:val="single"/>
+          </w:rPr>
+          <w:t>6:1</w:t>
+        </w:r>
+      </w:hyperlink>
+      <w:r>
+        <w:rPr>
+          <w:lang w:val="en_US" w:bidi="en_US"/>
+        </w:rPr>
+        <w:t xml:space="preserve">, </w:t>
+      </w:r>
+      <w:hyperlink r:id="rId38">
+        <w:r>
+          <w:rPr>
+            <w:lang w:val="en_US" w:bidi="en_US"/>
+          </w:rPr>
+          <w:rPr>
+            <w:color w:val="0000EE"/>
+            <w:u w:val="single"/>
+          </w:rPr>
+          <w:t>8</w:t>
+        </w:r>
+      </w:hyperlink>
+      <w:r>
+        <w:rPr>
+          <w:lang w:val="en_US" w:bidi="en_US"/>
+        </w:rPr>
+        <w:t xml:space="preserve">, </w:t>
+      </w:r>
+      <w:hyperlink r:id="rId39">
+        <w:r>
+          <w:rPr>
+            <w:lang w:val="en_US" w:bidi="en_US"/>
+          </w:rPr>
+          <w:rPr>
+            <w:color w:val="0000EE"/>
+            <w:u w:val="single"/>
+          </w:rPr>
+          <w:t>19</w:t>
+        </w:r>
+      </w:hyperlink>
+      <w:r>
+        <w:rPr>
+          <w:lang w:val="en_US" w:bidi="en_US"/>
+        </w:rPr>
+        <w:t xml:space="preserve">, </w:t>
+      </w:r>
+      <w:hyperlink r:id="rId40">
+        <w:r>
+          <w:rPr>
+            <w:lang w:val="en_US" w:bidi="en_US"/>
+          </w:rPr>
+          <w:rPr>
+            <w:color w:val="0000EE"/>
+            <w:u w:val="single"/>
+          </w:rPr>
+          <w:t>24</w:t>
+        </w:r>
+      </w:hyperlink>
+      <w:r>
+        <w:rPr>
+          <w:lang w:val="en_US" w:bidi="en_US"/>
+        </w:rPr>
+        <w:t xml:space="preserve">; </w:t>
+      </w:r>
+      <w:hyperlink r:id="rId41">
+        <w:r>
+          <w:rPr>
+            <w:lang w:val="en_US" w:bidi="en_US"/>
+          </w:rPr>
+          <w:rPr>
+            <w:color w:val="0000EE"/>
+            <w:u w:val="single"/>
+          </w:rPr>
+          <w:t>7:22</w:t>
+        </w:r>
+      </w:hyperlink>
+      <w:r>
+        <w:rPr>
+          <w:lang w:val="en_US" w:bidi="en_US"/>
+        </w:rPr>
+        <w:t xml:space="preserve">, </w:t>
+      </w:r>
+      <w:hyperlink r:id="rId42">
+        <w:r>
+          <w:rPr>
+            <w:lang w:val="en_US" w:bidi="en_US"/>
+          </w:rPr>
+          <w:rPr>
+            <w:color w:val="0000EE"/>
+            <w:u w:val="single"/>
+          </w:rPr>
+          <w:t>28</w:t>
+        </w:r>
+      </w:hyperlink>
+      <w:r>
+        <w:rPr>
+          <w:lang w:val="en_US" w:bidi="en_US"/>
+        </w:rPr>
+        <w:t xml:space="preserve">; </w:t>
+      </w:r>
+      <w:hyperlink r:id="rId43">
+        <w:r>
+          <w:rPr>
+            <w:lang w:val="en_US" w:bidi="en_US"/>
+          </w:rPr>
+          <w:rPr>
+            <w:color w:val="0000EE"/>
+            <w:u w:val="single"/>
+          </w:rPr>
+          <w:t>8:1</w:t>
+        </w:r>
+      </w:hyperlink>
+      <w:r>
+        <w:rPr>
+          <w:lang w:val="en_US" w:bidi="en_US"/>
+        </w:rPr>
+        <w:t xml:space="preserve">; </w:t>
+      </w:r>
+      <w:hyperlink r:id="rId44">
+        <w:r>
+          <w:rPr>
+            <w:lang w:val="en_US" w:bidi="en_US"/>
+          </w:rPr>
+          <w:rPr>
+            <w:color w:val="0000EE"/>
+            <w:u w:val="single"/>
+          </w:rPr>
+          <w:t>8:4–10:20</w:t>
+        </w:r>
+      </w:hyperlink>
+      <w:r>
+        <w:rPr>
+          <w:lang w:val="en_US" w:bidi="en_US"/>
+        </w:rPr>
+        <w:t xml:space="preserve">). </w:t>
+      </w:r>
+    </w:p>
+    <w:p>
+      <w:pPr/>
+      <w:r>
+        <w:rPr>
+          <w:lang w:val="en_US" w:bidi="en_US"/>
+        </w:rPr>
+      </w:r>
+      <w:r>
+        <w:rPr>
+          <w:lang w:val="en_US" w:bidi="en_US"/>
+        </w:rPr>
+        <w:t xml:space="preserve">The Old Testament often refers to Moses as the author of the Pentateuch, the first five books of the Bible (Genesis, Exodus, Leviticus, Numbers, and Deut; see </w:t>
+      </w:r>
+      <w:hyperlink r:id="rId45">
+        <w:r>
+          <w:rPr>
+            <w:lang w:val="en_US" w:bidi="en_US"/>
+          </w:rPr>
+          <w:rPr>
+            <w:color w:val="0000EE"/>
+            <w:u w:val="single"/>
+          </w:rPr>
+          <w:t>Joshua 8:31–32</w:t>
+        </w:r>
+      </w:hyperlink>
+      <w:r>
+        <w:rPr>
+          <w:lang w:val="en_US" w:bidi="en_US"/>
+        </w:rPr>
+        <w:t xml:space="preserve">; </w:t>
+      </w:r>
+      <w:hyperlink r:id="rId46">
+        <w:r>
+          <w:rPr>
+            <w:lang w:val="en_US" w:bidi="en_US"/>
+          </w:rPr>
+          <w:rPr>
+            <w:color w:val="0000EE"/>
+            <w:u w:val="single"/>
+          </w:rPr>
+          <w:t>23:6</w:t>
+        </w:r>
+      </w:hyperlink>
+      <w:r>
+        <w:rPr>
+          <w:lang w:val="en_US" w:bidi="en_US"/>
+        </w:rPr>
+        <w:t xml:space="preserve">; </w:t>
+      </w:r>
+      <w:hyperlink r:id="rId47">
+        <w:r>
+          <w:rPr>
+            <w:lang w:val="en_US" w:bidi="en_US"/>
+          </w:rPr>
+          <w:rPr>
+            <w:color w:val="0000EE"/>
+            <w:u w:val="single"/>
+          </w:rPr>
+          <w:t>1 Kings 2:3</w:t>
+        </w:r>
+      </w:hyperlink>
+      <w:r>
+        <w:rPr>
+          <w:lang w:val="en_US" w:bidi="en_US"/>
+        </w:rPr>
+        <w:t xml:space="preserve">; </w:t>
+      </w:r>
+      <w:hyperlink r:id="rId48">
+        <w:r>
+          <w:rPr>
+            <w:lang w:val="en_US" w:bidi="en_US"/>
+          </w:rPr>
+          <w:rPr>
+            <w:color w:val="0000EE"/>
+            <w:u w:val="single"/>
+          </w:rPr>
+          <w:t>2 Kings 14:6</w:t>
+        </w:r>
+      </w:hyperlink>
+      <w:r>
+        <w:rPr>
+          <w:lang w:val="en_US" w:bidi="en_US"/>
+        </w:rPr>
+        <w:t xml:space="preserve">; </w:t>
+      </w:r>
+      <w:hyperlink r:id="rId49">
+        <w:r>
+          <w:rPr>
+            <w:lang w:val="en_US" w:bidi="en_US"/>
+          </w:rPr>
+          <w:rPr>
+            <w:color w:val="0000EE"/>
+            <w:u w:val="single"/>
+          </w:rPr>
+          <w:t>23:25</w:t>
+        </w:r>
+      </w:hyperlink>
+      <w:r>
+        <w:rPr>
+          <w:lang w:val="en_US" w:bidi="en_US"/>
+        </w:rPr>
+        <w:t xml:space="preserve">; </w:t>
+      </w:r>
+      <w:hyperlink r:id="rId50">
+        <w:r>
+          <w:rPr>
+            <w:lang w:val="en_US" w:bidi="en_US"/>
+          </w:rPr>
+          <w:rPr>
+            <w:color w:val="0000EE"/>
+            <w:u w:val="single"/>
+          </w:rPr>
+          <w:t>2 Chronicles 23:18</w:t>
+        </w:r>
+      </w:hyperlink>
+      <w:r>
+        <w:rPr>
+          <w:lang w:val="en_US" w:bidi="en_US"/>
+        </w:rPr>
+        <w:t xml:space="preserve">; </w:t>
+      </w:r>
+      <w:hyperlink r:id="rId51">
+        <w:r>
+          <w:rPr>
+            <w:lang w:val="en_US" w:bidi="en_US"/>
+          </w:rPr>
+          <w:rPr>
+            <w:color w:val="0000EE"/>
+            <w:u w:val="single"/>
+          </w:rPr>
+          <w:t>30:16</w:t>
+        </w:r>
+      </w:hyperlink>
+      <w:r>
+        <w:rPr>
+          <w:lang w:val="en_US" w:bidi="en_US"/>
+        </w:rPr>
+        <w:t xml:space="preserve">; </w:t>
+      </w:r>
+      <w:hyperlink r:id="rId52">
+        <w:r>
+          <w:rPr>
+            <w:lang w:val="en_US" w:bidi="en_US"/>
+          </w:rPr>
+          <w:rPr>
+            <w:color w:val="0000EE"/>
+            <w:u w:val="single"/>
+          </w:rPr>
+          <w:t>Ezra 3:2</w:t>
+        </w:r>
+      </w:hyperlink>
+      <w:r>
+        <w:rPr>
+          <w:lang w:val="en_US" w:bidi="en_US"/>
+        </w:rPr>
+        <w:t xml:space="preserve">; </w:t>
+      </w:r>
+      <w:hyperlink r:id="rId53">
+        <w:r>
+          <w:rPr>
+            <w:lang w:val="en_US" w:bidi="en_US"/>
+          </w:rPr>
+          <w:rPr>
+            <w:color w:val="0000EE"/>
+            <w:u w:val="single"/>
+          </w:rPr>
+          <w:t>7:6</w:t>
+        </w:r>
+      </w:hyperlink>
+      <w:r>
+        <w:rPr>
+          <w:lang w:val="en_US" w:bidi="en_US"/>
+        </w:rPr>
+        <w:t xml:space="preserve">; </w:t>
+      </w:r>
+      <w:hyperlink r:id="rId54">
+        <w:r>
+          <w:rPr>
+            <w:lang w:val="en_US" w:bidi="en_US"/>
+          </w:rPr>
+          <w:rPr>
+            <w:color w:val="0000EE"/>
+            <w:u w:val="single"/>
+          </w:rPr>
+          <w:t>Nehemiah 8:1</w:t>
+        </w:r>
+      </w:hyperlink>
+      <w:r>
+        <w:rPr>
+          <w:lang w:val="en_US" w:bidi="en_US"/>
+        </w:rPr>
+        <w:t xml:space="preserve">; </w:t>
+      </w:r>
+      <w:hyperlink r:id="rId55">
+        <w:r>
+          <w:rPr>
+            <w:lang w:val="en_US" w:bidi="en_US"/>
+          </w:rPr>
+          <w:rPr>
+            <w:color w:val="0000EE"/>
+            <w:u w:val="single"/>
+          </w:rPr>
+          <w:t>Daniel 9:11–13</w:t>
+        </w:r>
+      </w:hyperlink>
+      <w:r>
+        <w:rPr>
+          <w:lang w:val="en_US" w:bidi="en_US"/>
+        </w:rPr>
+        <w:t>). The New Testament does the same (</w:t>
+      </w:r>
+      <w:hyperlink r:id="rId56">
+        <w:r>
+          <w:rPr>
+            <w:lang w:val="en_US" w:bidi="en_US"/>
+          </w:rPr>
+          <w:rPr>
+            <w:color w:val="0000EE"/>
+            <w:u w:val="single"/>
+          </w:rPr>
+          <w:t>Matthew 19:7–8</w:t>
+        </w:r>
+      </w:hyperlink>
+      <w:r>
+        <w:rPr>
+          <w:lang w:val="en_US" w:bidi="en_US"/>
+        </w:rPr>
+        <w:t xml:space="preserve">; </w:t>
+      </w:r>
+      <w:hyperlink r:id="rId57">
+        <w:r>
+          <w:rPr>
+            <w:lang w:val="en_US" w:bidi="en_US"/>
+          </w:rPr>
+          <w:rPr>
+            <w:color w:val="0000EE"/>
+            <w:u w:val="single"/>
+          </w:rPr>
+          <w:t>Luke 2:22</w:t>
+        </w:r>
+      </w:hyperlink>
+      <w:r>
+        <w:rPr>
+          <w:lang w:val="en_US" w:bidi="en_US"/>
+        </w:rPr>
+        <w:t xml:space="preserve">; </w:t>
+      </w:r>
+      <w:hyperlink r:id="rId58">
+        <w:r>
+          <w:rPr>
+            <w:lang w:val="en_US" w:bidi="en_US"/>
+          </w:rPr>
+          <w:rPr>
+            <w:color w:val="0000EE"/>
+            <w:u w:val="single"/>
+          </w:rPr>
+          <w:t>24:44</w:t>
+        </w:r>
+      </w:hyperlink>
+      <w:r>
+        <w:rPr>
+          <w:lang w:val="en_US" w:bidi="en_US"/>
+        </w:rPr>
+        <w:t xml:space="preserve">; </w:t>
+      </w:r>
+      <w:hyperlink r:id="rId59">
+        <w:r>
+          <w:rPr>
+            <w:lang w:val="en_US" w:bidi="en_US"/>
+          </w:rPr>
+          <w:rPr>
+            <w:color w:val="0000EE"/>
+            <w:u w:val="single"/>
+          </w:rPr>
+          <w:t>John 7:19</w:t>
+        </w:r>
+      </w:hyperlink>
+      <w:r>
+        <w:rPr>
+          <w:lang w:val="en_US" w:bidi="en_US"/>
+        </w:rPr>
+        <w:t xml:space="preserve">, </w:t>
+      </w:r>
+      <w:hyperlink r:id="rId60">
+        <w:r>
+          <w:rPr>
+            <w:lang w:val="en_US" w:bidi="en_US"/>
+          </w:rPr>
+          <w:rPr>
+            <w:color w:val="0000EE"/>
+            <w:u w:val="single"/>
+          </w:rPr>
+          <w:t>23</w:t>
+        </w:r>
+      </w:hyperlink>
+      <w:r>
+        <w:rPr>
+          <w:lang w:val="en_US" w:bidi="en_US"/>
+        </w:rPr>
+        <w:t xml:space="preserve">; </w:t>
+      </w:r>
+      <w:hyperlink r:id="rId61">
+        <w:r>
+          <w:rPr>
+            <w:lang w:val="en_US" w:bidi="en_US"/>
+          </w:rPr>
+          <w:rPr>
+            <w:color w:val="0000EE"/>
+            <w:u w:val="single"/>
+          </w:rPr>
+          <w:t>Romans 10:5</w:t>
+        </w:r>
+      </w:hyperlink>
+      <w:r>
+        <w:rPr>
+          <w:lang w:val="en_US" w:bidi="en_US"/>
+        </w:rPr>
+        <w:t xml:space="preserve">; </w:t>
+      </w:r>
+      <w:hyperlink r:id="rId62">
+        <w:r>
+          <w:rPr>
+            <w:lang w:val="en_US" w:bidi="en_US"/>
+          </w:rPr>
+          <w:rPr>
+            <w:color w:val="0000EE"/>
+            <w:u w:val="single"/>
+          </w:rPr>
+          <w:t>1 Corinthians 9:9</w:t>
+        </w:r>
+      </w:hyperlink>
+      <w:r>
+        <w:rPr>
+          <w:lang w:val="en_US" w:bidi="en_US"/>
+        </w:rPr>
+        <w:t xml:space="preserve">; </w:t>
+      </w:r>
+      <w:hyperlink r:id="rId63">
+        <w:r>
+          <w:rPr>
+            <w:lang w:val="en_US" w:bidi="en_US"/>
+          </w:rPr>
+          <w:rPr>
+            <w:color w:val="0000EE"/>
+            <w:u w:val="single"/>
+          </w:rPr>
+          <w:t>Hebrews 10:28</w:t>
+        </w:r>
+      </w:hyperlink>
+      <w:r>
+        <w:rPr>
+          <w:lang w:val="en_US" w:bidi="en_US"/>
+        </w:rPr>
+        <w:t xml:space="preserve">). See also </w:t>
+      </w:r>
+      <w:r>
+        <w:rPr>
+          <w:lang w:val="en_US" w:bidi="en_US"/>
+        </w:rPr>
+        <w:t>Genesis Book Introduction</w:t>
+      </w:r>
+      <w:r>
+        <w:rPr>
+          <w:lang w:val="en_US" w:bidi="en_US"/>
+        </w:rPr>
+        <w:t>, “Author.”</w:t>
+      </w:r>
+    </w:p>
+    <w:p>
+      <w:pPr>
+        <w:pStyle w:val="Heading2"/>
+      </w:pPr>
+      <w:r>
+        <w:rPr>
+          <w:lang w:val="en_US" w:bidi="en_US"/>
+        </w:rPr>
+        <w:t>Meaning and Message</w:t>
+      </w:r>
+    </w:p>
+    <w:p>
+      <w:pPr/>
+      <w:r>
+        <w:rPr>
+          <w:lang w:val="en_US" w:bidi="en_US"/>
+        </w:rPr>
+      </w:r>
+      <w:r>
+        <w:rPr>
+          <w:lang w:val="en_US" w:bidi="en_US"/>
+        </w:rPr>
+        <w:t>Although Leviticus is set in an ancient culture, its message is still important today. God is holy, and he calls the people he has rescued to be holy as well. God’s holiness and his gracious work of redemption (saving his people) are both the foundation and the reason for his people to live holy lives (</w:t>
+      </w:r>
+      <w:hyperlink r:id="rId13">
+        <w:r>
+          <w:rPr>
+            <w:lang w:val="en_US" w:bidi="en_US"/>
+          </w:rPr>
+          <w:rPr>
+            <w:color w:val="0000EE"/>
+            <w:u w:val="single"/>
+          </w:rPr>
+          <w:t>Leviticus 11:44–45</w:t>
+        </w:r>
+      </w:hyperlink>
+      <w:r>
+        <w:rPr>
+          <w:lang w:val="en_US" w:bidi="en_US"/>
+        </w:rPr>
+        <w:t>).</w:t>
+      </w:r>
+    </w:p>
+    <w:p>
+      <w:pPr/>
+      <w:r>
+        <w:rPr>
+          <w:lang w:val="en_US" w:bidi="en_US"/>
+        </w:rPr>
+      </w:r>
+      <w:r>
+        <w:rPr>
+          <w:lang w:val="en_US" w:bidi="en_US"/>
+        </w:rPr>
+        <w:t>The priests stood between God and the people as mediators (those who helped maintain the relationship) of the covenant (binding agreement). They taught the people what was holy and how holiness should be lived out in the community.</w:t>
+      </w:r>
+    </w:p>
+    <w:p>
+      <w:pPr/>
+      <w:r>
+        <w:rPr>
+          <w:lang w:val="en_US" w:bidi="en_US"/>
+        </w:rPr>
+      </w:r>
+      <w:r>
+        <w:rPr>
+          <w:lang w:val="en_US" w:bidi="en_US"/>
+        </w:rPr>
+        <w:t>The atoning sacrifices provided a way for the people’s sins to be forgiven and for them to be made right with God. The other sacrifices celebrated the people’s relationship with God through offerings and shared meals.</w:t>
+      </w:r>
+    </w:p>
+    <w:p>
+      <w:pPr/>
+      <w:r>
+        <w:rPr>
+          <w:lang w:val="en_US" w:bidi="en_US"/>
+        </w:rPr>
+      </w:r>
+      <w:r>
+        <w:rPr>
+          <w:lang w:val="en_US" w:bidi="en_US"/>
+        </w:rPr>
+        <w:t>The nations around Israel often offered sacrifices to try to satisfy their gods and gain their favor. But Israel’s worship was different. The purpose of worship was not to control or influence God. Instead, the sacrifices and ceremonies prepared and purified the people so they could come near to him (</w:t>
+      </w:r>
+      <w:hyperlink r:id="rId13">
+        <w:r>
+          <w:rPr>
+            <w:lang w:val="en_US" w:bidi="en_US"/>
+          </w:rPr>
+          <w:rPr>
+            <w:color w:val="0000EE"/>
+            <w:u w:val="single"/>
+          </w:rPr>
+          <w:t>Leviticus 11:44–45</w:t>
+        </w:r>
+      </w:hyperlink>
+      <w:r>
+        <w:rPr>
+          <w:lang w:val="en_US" w:bidi="en_US"/>
+        </w:rPr>
+        <w:t xml:space="preserve">; </w:t>
+      </w:r>
+      <w:hyperlink r:id="rId14">
+        <w:r>
+          <w:rPr>
+            <w:lang w:val="en_US" w:bidi="en_US"/>
+          </w:rPr>
+          <w:rPr>
+            <w:color w:val="0000EE"/>
+            <w:u w:val="single"/>
+          </w:rPr>
+          <w:t>19:2</w:t>
+        </w:r>
+      </w:hyperlink>
+      <w:r>
+        <w:rPr>
+          <w:lang w:val="en_US" w:bidi="en_US"/>
+        </w:rPr>
+        <w:t xml:space="preserve">; see </w:t>
+      </w:r>
+      <w:hyperlink r:id="rId64">
+        <w:r>
+          <w:rPr>
+            <w:lang w:val="en_US" w:bidi="en_US"/>
+          </w:rPr>
+          <w:rPr>
+            <w:color w:val="0000EE"/>
+            <w:u w:val="single"/>
+          </w:rPr>
+          <w:t>1 Corinthians 3:17</w:t>
+        </w:r>
+      </w:hyperlink>
+      <w:r>
+        <w:rPr>
+          <w:lang w:val="en_US" w:bidi="en_US"/>
+        </w:rPr>
+        <w:t xml:space="preserve">; </w:t>
+      </w:r>
+      <w:hyperlink r:id="rId65">
+        <w:r>
+          <w:rPr>
+            <w:lang w:val="en_US" w:bidi="en_US"/>
+          </w:rPr>
+          <w:rPr>
+            <w:color w:val="0000EE"/>
+            <w:u w:val="single"/>
+          </w:rPr>
+          <w:t>1 Peter 1:15</w:t>
+        </w:r>
+      </w:hyperlink>
+      <w:r>
+        <w:rPr>
+          <w:lang w:val="en_US" w:bidi="en_US"/>
+        </w:rPr>
+        <w:t>).</w:t>
+      </w:r>
+    </w:p>
+    <w:p>
+      <w:pPr/>
+      <w:r>
+        <w:rPr>
+          <w:lang w:val="en_US" w:bidi="en_US"/>
+        </w:rPr>
+      </w:r>
+      <w:r>
+        <w:rPr>
+          <w:lang w:val="en_US" w:bidi="en_US"/>
+        </w:rPr>
+        <w:t>In Leviticus, forgiveness of sin and reconciliation (restored relationship) with God are closely connected to the way people treat one another. The book places strong emphasis on social justice and on responsibilities toward neighbors, the poor, and foreigners living among Israel.</w:t>
+      </w:r>
+    </w:p>
+    <w:p>
+      <w:pPr/>
+      <w:r>
+        <w:rPr>
+          <w:lang w:val="en_US" w:bidi="en_US"/>
+        </w:rPr>
+      </w:r>
+      <w:r>
+        <w:rPr>
+          <w:lang w:val="en_US" w:bidi="en_US"/>
+        </w:rPr>
+        <w:t xml:space="preserve">God expected his covenant people to love one another as a reflection of his love. This command is repeated throughout Scripture (see </w:t>
+      </w:r>
+      <w:hyperlink r:id="rId66">
+        <w:r>
+          <w:rPr>
+            <w:lang w:val="en_US" w:bidi="en_US"/>
+          </w:rPr>
+          <w:rPr>
+            <w:color w:val="0000EE"/>
+            <w:u w:val="single"/>
+          </w:rPr>
+          <w:t>Matthew 22:39</w:t>
+        </w:r>
+      </w:hyperlink>
+      <w:r>
+        <w:rPr>
+          <w:lang w:val="en_US" w:bidi="en_US"/>
+        </w:rPr>
+        <w:t xml:space="preserve">; </w:t>
+      </w:r>
+      <w:hyperlink r:id="rId67">
+        <w:r>
+          <w:rPr>
+            <w:lang w:val="en_US" w:bidi="en_US"/>
+          </w:rPr>
+          <w:rPr>
+            <w:color w:val="0000EE"/>
+            <w:u w:val="single"/>
+          </w:rPr>
+          <w:t>Mark 12:31</w:t>
+        </w:r>
+      </w:hyperlink>
+      <w:r>
+        <w:rPr>
+          <w:lang w:val="en_US" w:bidi="en_US"/>
+        </w:rPr>
+        <w:t xml:space="preserve">; </w:t>
+      </w:r>
+      <w:hyperlink r:id="rId68">
+        <w:r>
+          <w:rPr>
+            <w:lang w:val="en_US" w:bidi="en_US"/>
+          </w:rPr>
+          <w:rPr>
+            <w:color w:val="0000EE"/>
+            <w:u w:val="single"/>
+          </w:rPr>
+          <w:t>Luke 10:27</w:t>
+        </w:r>
+      </w:hyperlink>
+      <w:r>
+        <w:rPr>
+          <w:lang w:val="en_US" w:bidi="en_US"/>
+        </w:rPr>
+        <w:t xml:space="preserve">; </w:t>
+      </w:r>
+      <w:hyperlink r:id="rId69">
+        <w:r>
+          <w:rPr>
+            <w:lang w:val="en_US" w:bidi="en_US"/>
+          </w:rPr>
+          <w:rPr>
+            <w:color w:val="0000EE"/>
+            <w:u w:val="single"/>
+          </w:rPr>
+          <w:t>Romans 13:9</w:t>
+        </w:r>
+      </w:hyperlink>
+      <w:r>
+        <w:rPr>
+          <w:lang w:val="en_US" w:bidi="en_US"/>
+        </w:rPr>
+        <w:t xml:space="preserve">; </w:t>
+      </w:r>
+      <w:hyperlink r:id="rId70">
+        <w:r>
+          <w:rPr>
+            <w:lang w:val="en_US" w:bidi="en_US"/>
+          </w:rPr>
+          <w:rPr>
+            <w:color w:val="0000EE"/>
+            <w:u w:val="single"/>
+          </w:rPr>
+          <w:t>Galatians 5:14</w:t>
+        </w:r>
+      </w:hyperlink>
+      <w:r>
+        <w:rPr>
+          <w:lang w:val="en_US" w:bidi="en_US"/>
+        </w:rPr>
+        <w:t xml:space="preserve">; </w:t>
+      </w:r>
+      <w:hyperlink r:id="rId71">
+        <w:r>
+          <w:rPr>
+            <w:lang w:val="en_US" w:bidi="en_US"/>
+          </w:rPr>
+          <w:rPr>
+            <w:color w:val="0000EE"/>
+            <w:u w:val="single"/>
+          </w:rPr>
+          <w:t>James 2:8</w:t>
         </w:r>
       </w:hyperlink>
       <w:r>
@@ -3413,6 +3677,12 @@
   </w:num>
   <w:num w:numId="13" w16cid:durableId="592781308">
     <w:abstractNumId w:val="11"/>
+  </w:num>
+  <w:num w:numId="14">
+    <w:abstractNumId w:val="3"/>
+    <w:lvlOverride w:ilvl="0">
+      <w:startOverride w:val="1"/>
+    </w:lvlOverride>
   </w:num>
   <w:numIdMacAtCleanup w:val="10"/>
 </w:numbering>

--- a/eng/docx/03.content.docx
+++ b/eng/docx/03.content.docx
@@ -19,7 +19,7 @@
         <w:rPr>
           <w:lang w:val="en_US" w:bidi="en_US"/>
         </w:rPr>
-        <w:t>Resource: Tyndale Open Study Notes</w:t>
+        <w:t>Resource: Aquifer Open Study Notes (Book Intros)</w:t>
       </w:r>
       <w:r>
         <w:rPr>
@@ -112,7 +112,7 @@
         <w:rPr>
           <w:lang w:val="en_US" w:bidi="en_US"/>
         </w:rPr>
-        <w:t>Tyndale Open Study Notes</w:t>
+        <w:t>Aquifer Open Study Notes (Book Intros)</w:t>
       </w:r>
     </w:p>
     <w:p>

--- a/eng/docx/03.content.docx
+++ b/eng/docx/03.content.docx
@@ -271,54 +271,36 @@
         </w:rPr>
         <w:t>” (</w:t>
       </w:r>
-      <w:hyperlink r:id="rId13">
-        <w:r>
-          <w:rPr>
-            <w:lang w:val="en_US" w:bidi="en_US"/>
-          </w:rPr>
-          <w:rPr>
-            <w:color w:val="0000EE"/>
-            <w:u w:val="single"/>
-          </w:rPr>
-          <w:t>Leviticus 11:44–45</w:t>
-        </w:r>
-      </w:hyperlink>
+      <w:r>
+        <w:rPr>
+          <w:lang w:val="en_US" w:bidi="en_US"/>
+        </w:rPr>
+        <w:t>Leviticus 11:44–45</w:t>
+      </w:r>
       <w:r>
         <w:rPr>
           <w:lang w:val="en_US" w:bidi="en_US"/>
         </w:rPr>
         <w:t xml:space="preserve">; </w:t>
       </w:r>
-      <w:hyperlink r:id="rId14">
-        <w:r>
-          <w:rPr>
-            <w:lang w:val="en_US" w:bidi="en_US"/>
-          </w:rPr>
-          <w:rPr>
-            <w:color w:val="0000EE"/>
-            <w:u w:val="single"/>
-          </w:rPr>
-          <w:t>19:2</w:t>
-        </w:r>
-      </w:hyperlink>
+      <w:r>
+        <w:rPr>
+          <w:lang w:val="en_US" w:bidi="en_US"/>
+        </w:rPr>
+        <w:t>19:2</w:t>
+      </w:r>
       <w:r>
         <w:rPr>
           <w:lang w:val="en_US" w:bidi="en_US"/>
         </w:rPr>
         <w:t xml:space="preserve">; </w:t>
       </w:r>
-      <w:hyperlink r:id="rId15">
-        <w:r>
-          <w:rPr>
-            <w:lang w:val="en_US" w:bidi="en_US"/>
-          </w:rPr>
-          <w:rPr>
-            <w:color w:val="0000EE"/>
-            <w:u w:val="single"/>
-          </w:rPr>
-          <w:t>1 Peter 1:15–16</w:t>
-        </w:r>
-      </w:hyperlink>
+      <w:r>
+        <w:rPr>
+          <w:lang w:val="en_US" w:bidi="en_US"/>
+        </w:rPr>
+        <w:t>1 Peter 1:15–16</w:t>
+      </w:r>
       <w:r>
         <w:rPr>
           <w:lang w:val="en_US" w:bidi="en_US"/>
@@ -350,72 +332,48 @@
         </w:rPr>
         <w:t>Leviticus continues the story of God’s saving work that began with the promises he made to Abraham (</w:t>
       </w:r>
-      <w:hyperlink r:id="rId16">
-        <w:r>
-          <w:rPr>
-            <w:lang w:val="en_US" w:bidi="en_US"/>
-          </w:rPr>
-          <w:rPr>
-            <w:color w:val="0000EE"/>
-            <w:u w:val="single"/>
-          </w:rPr>
-          <w:t>Genesis 12</w:t>
-        </w:r>
-      </w:hyperlink>
+      <w:r>
+        <w:rPr>
+          <w:lang w:val="en_US" w:bidi="en_US"/>
+        </w:rPr>
+        <w:t>Genesis 12</w:t>
+      </w:r>
       <w:r>
         <w:rPr>
           <w:lang w:val="en_US" w:bidi="en_US"/>
         </w:rPr>
         <w:t xml:space="preserve">, </w:t>
       </w:r>
-      <w:hyperlink r:id="rId17">
-        <w:r>
-          <w:rPr>
-            <w:lang w:val="en_US" w:bidi="en_US"/>
-          </w:rPr>
-          <w:rPr>
-            <w:color w:val="0000EE"/>
-            <w:u w:val="single"/>
-          </w:rPr>
-          <w:t>15</w:t>
-        </w:r>
-      </w:hyperlink>
+      <w:r>
+        <w:rPr>
+          <w:lang w:val="en_US" w:bidi="en_US"/>
+        </w:rPr>
+        <w:t>15</w:t>
+      </w:r>
       <w:r>
         <w:rPr>
           <w:lang w:val="en_US" w:bidi="en_US"/>
         </w:rPr>
         <w:t xml:space="preserve">, </w:t>
       </w:r>
-      <w:hyperlink r:id="rId18">
-        <w:r>
-          <w:rPr>
-            <w:lang w:val="en_US" w:bidi="en_US"/>
-          </w:rPr>
-          <w:rPr>
-            <w:color w:val="0000EE"/>
-            <w:u w:val="single"/>
-          </w:rPr>
-          <w:t>17</w:t>
-        </w:r>
-      </w:hyperlink>
+      <w:r>
+        <w:rPr>
+          <w:lang w:val="en_US" w:bidi="en_US"/>
+        </w:rPr>
+        <w:t>17</w:t>
+      </w:r>
       <w:r>
         <w:rPr>
           <w:lang w:val="en_US" w:bidi="en_US"/>
         </w:rPr>
         <w:t>) and with the rescue of the Israelites from slavery in Egypt (</w:t>
       </w:r>
-      <w:hyperlink r:id="rId19">
-        <w:r>
-          <w:rPr>
-            <w:lang w:val="en_US" w:bidi="en_US"/>
-          </w:rPr>
-          <w:rPr>
-            <w:color w:val="0000EE"/>
-            <w:u w:val="single"/>
-          </w:rPr>
-          <w:t>Exodus 1–15</w:t>
-        </w:r>
-      </w:hyperlink>
+      <w:r>
+        <w:rPr>
+          <w:lang w:val="en_US" w:bidi="en_US"/>
+        </w:rPr>
+        <w:t>Exodus 1–15</w:t>
+      </w:r>
       <w:r>
         <w:rPr>
           <w:lang w:val="en_US" w:bidi="en_US"/>
@@ -460,108 +418,72 @@
         </w:rPr>
         <w:t xml:space="preserve"> (</w:t>
       </w:r>
-      <w:hyperlink r:id="rId20">
-        <w:r>
-          <w:rPr>
-            <w:lang w:val="en_US" w:bidi="en_US"/>
-          </w:rPr>
-          <w:rPr>
-            <w:color w:val="0000EE"/>
-            <w:u w:val="single"/>
-          </w:rPr>
-          <w:t>Exodus 19:5–6</w:t>
-        </w:r>
-      </w:hyperlink>
+      <w:r>
+        <w:rPr>
+          <w:lang w:val="en_US" w:bidi="en_US"/>
+        </w:rPr>
+        <w:t>Exodus 19:5–6</w:t>
+      </w:r>
       <w:r>
         <w:rPr>
           <w:lang w:val="en_US" w:bidi="en_US"/>
         </w:rPr>
         <w:t>). The people had also received the Ten Commandments (</w:t>
       </w:r>
-      <w:hyperlink r:id="rId21">
-        <w:r>
-          <w:rPr>
-            <w:lang w:val="en_US" w:bidi="en_US"/>
-          </w:rPr>
-          <w:rPr>
-            <w:color w:val="0000EE"/>
-            <w:u w:val="single"/>
-          </w:rPr>
-          <w:t>Exodus 20:1–17</w:t>
-        </w:r>
-      </w:hyperlink>
+      <w:r>
+        <w:rPr>
+          <w:lang w:val="en_US" w:bidi="en_US"/>
+        </w:rPr>
+        <w:t>Exodus 20:1–17</w:t>
+      </w:r>
       <w:r>
         <w:rPr>
           <w:lang w:val="en_US" w:bidi="en_US"/>
         </w:rPr>
         <w:t xml:space="preserve">), the plans for the tabernacle (the sacred tent where God met with his people; </w:t>
       </w:r>
-      <w:hyperlink r:id="rId22">
-        <w:r>
-          <w:rPr>
-            <w:lang w:val="en_US" w:bidi="en_US"/>
-          </w:rPr>
-          <w:rPr>
-            <w:color w:val="0000EE"/>
-            <w:u w:val="single"/>
-          </w:rPr>
-          <w:t>Exodus 25–27</w:t>
-        </w:r>
-      </w:hyperlink>
+      <w:r>
+        <w:rPr>
+          <w:lang w:val="en_US" w:bidi="en_US"/>
+        </w:rPr>
+        <w:t>Exodus 25–27</w:t>
+      </w:r>
       <w:r>
         <w:rPr>
           <w:lang w:val="en_US" w:bidi="en_US"/>
         </w:rPr>
         <w:t xml:space="preserve">; </w:t>
       </w:r>
-      <w:hyperlink r:id="rId23">
-        <w:r>
-          <w:rPr>
-            <w:lang w:val="en_US" w:bidi="en_US"/>
-          </w:rPr>
-          <w:rPr>
-            <w:color w:val="0000EE"/>
-            <w:u w:val="single"/>
-          </w:rPr>
-          <w:t>30:1–38</w:t>
-        </w:r>
-      </w:hyperlink>
+      <w:r>
+        <w:rPr>
+          <w:lang w:val="en_US" w:bidi="en_US"/>
+        </w:rPr>
+        <w:t>30:1–38</w:t>
+      </w:r>
       <w:r>
         <w:rPr>
           <w:lang w:val="en_US" w:bidi="en_US"/>
         </w:rPr>
         <w:t>), and instructions for the priesthood (</w:t>
       </w:r>
-      <w:hyperlink r:id="rId24">
-        <w:r>
-          <w:rPr>
-            <w:lang w:val="en_US" w:bidi="en_US"/>
-          </w:rPr>
-          <w:rPr>
-            <w:color w:val="0000EE"/>
-            <w:u w:val="single"/>
-          </w:rPr>
-          <w:t>Exodus 28–29</w:t>
-        </w:r>
-      </w:hyperlink>
+      <w:r>
+        <w:rPr>
+          <w:lang w:val="en_US" w:bidi="en_US"/>
+        </w:rPr>
+        <w:t>Exodus 28–29</w:t>
+      </w:r>
       <w:r>
         <w:rPr>
           <w:lang w:val="en_US" w:bidi="en_US"/>
         </w:rPr>
         <w:t>). The tabernacle had been completed and dedicated (</w:t>
       </w:r>
-      <w:hyperlink r:id="rId25">
-        <w:r>
-          <w:rPr>
-            <w:lang w:val="en_US" w:bidi="en_US"/>
-          </w:rPr>
-          <w:rPr>
-            <w:color w:val="0000EE"/>
-            <w:u w:val="single"/>
-          </w:rPr>
-          <w:t>Exodus 35–40</w:t>
-        </w:r>
-      </w:hyperlink>
+      <w:r>
+        <w:rPr>
+          <w:lang w:val="en_US" w:bidi="en_US"/>
+        </w:rPr>
+        <w:t>Exodus 35–40</w:t>
+      </w:r>
       <w:r>
         <w:rPr>
           <w:lang w:val="en_US" w:bidi="en_US"/>
@@ -607,36 +529,24 @@
         </w:rPr>
         <w:t xml:space="preserve">The laws in Leviticus mainly concern the work and responsibilities of the tribe of Levi, especially the high priest (see </w:t>
       </w:r>
-      <w:hyperlink r:id="rId26">
-        <w:r>
-          <w:rPr>
-            <w:lang w:val="en_US" w:bidi="en_US"/>
-          </w:rPr>
-          <w:rPr>
-            <w:color w:val="0000EE"/>
-            <w:u w:val="single"/>
-          </w:rPr>
-          <w:t>Exodus 28</w:t>
-        </w:r>
-      </w:hyperlink>
+      <w:r>
+        <w:rPr>
+          <w:lang w:val="en_US" w:bidi="en_US"/>
+        </w:rPr>
+        <w:t>Exodus 28</w:t>
+      </w:r>
       <w:r>
         <w:rPr>
           <w:lang w:val="en_US" w:bidi="en_US"/>
         </w:rPr>
         <w:t xml:space="preserve">; </w:t>
       </w:r>
-      <w:hyperlink r:id="rId27">
-        <w:r>
-          <w:rPr>
-            <w:lang w:val="en_US" w:bidi="en_US"/>
-          </w:rPr>
-          <w:rPr>
-            <w:color w:val="0000EE"/>
-            <w:u w:val="single"/>
-          </w:rPr>
-          <w:t>Numbers 3:44–4:49</w:t>
-        </w:r>
-      </w:hyperlink>
+      <w:r>
+        <w:rPr>
+          <w:lang w:val="en_US" w:bidi="en_US"/>
+        </w:rPr>
+        <w:t>Numbers 3:44–4:49</w:t>
+      </w:r>
       <w:r>
         <w:rPr>
           <w:lang w:val="en_US" w:bidi="en_US"/>
@@ -757,72 +667,48 @@
         </w:rPr>
         <w:t xml:space="preserve">God calls Israel to know and love him (see </w:t>
       </w:r>
-      <w:hyperlink r:id="rId28">
-        <w:r>
-          <w:rPr>
-            <w:lang w:val="en_US" w:bidi="en_US"/>
-          </w:rPr>
-          <w:rPr>
-            <w:color w:val="0000EE"/>
-            <w:u w:val="single"/>
-          </w:rPr>
-          <w:t>Deuteronomy 6:5</w:t>
-        </w:r>
-      </w:hyperlink>
+      <w:r>
+        <w:rPr>
+          <w:lang w:val="en_US" w:bidi="en_US"/>
+        </w:rPr>
+        <w:t>Deuteronomy 6:5</w:t>
+      </w:r>
       <w:r>
         <w:rPr>
           <w:lang w:val="en_US" w:bidi="en_US"/>
         </w:rPr>
         <w:t xml:space="preserve">; </w:t>
       </w:r>
-      <w:hyperlink r:id="rId29">
-        <w:r>
-          <w:rPr>
-            <w:lang w:val="en_US" w:bidi="en_US"/>
-          </w:rPr>
-          <w:rPr>
-            <w:color w:val="0000EE"/>
-            <w:u w:val="single"/>
-          </w:rPr>
-          <w:t>11:1</w:t>
-        </w:r>
-      </w:hyperlink>
+      <w:r>
+        <w:rPr>
+          <w:lang w:val="en_US" w:bidi="en_US"/>
+        </w:rPr>
+        <w:t>11:1</w:t>
+      </w:r>
       <w:r>
         <w:rPr>
           <w:lang w:val="en_US" w:bidi="en_US"/>
         </w:rPr>
         <w:t>). As a result, they will also love and serve each other (</w:t>
       </w:r>
-      <w:hyperlink r:id="rId30">
-        <w:r>
-          <w:rPr>
-            <w:lang w:val="en_US" w:bidi="en_US"/>
-          </w:rPr>
-          <w:rPr>
-            <w:color w:val="0000EE"/>
-            <w:u w:val="single"/>
-          </w:rPr>
-          <w:t>Leviticus 19:18</w:t>
-        </w:r>
-      </w:hyperlink>
+      <w:r>
+        <w:rPr>
+          <w:lang w:val="en_US" w:bidi="en_US"/>
+        </w:rPr>
+        <w:t>Leviticus 19:18</w:t>
+      </w:r>
       <w:r>
         <w:rPr>
           <w:lang w:val="en_US" w:bidi="en_US"/>
         </w:rPr>
         <w:t xml:space="preserve">, </w:t>
       </w:r>
-      <w:hyperlink r:id="rId31">
-        <w:r>
-          <w:rPr>
-            <w:lang w:val="en_US" w:bidi="en_US"/>
-          </w:rPr>
-          <w:rPr>
-            <w:color w:val="0000EE"/>
-            <w:u w:val="single"/>
-          </w:rPr>
-          <w:t>33–34</w:t>
-        </w:r>
-      </w:hyperlink>
+      <w:r>
+        <w:rPr>
+          <w:lang w:val="en_US" w:bidi="en_US"/>
+        </w:rPr>
+        <w:t>33–34</w:t>
+      </w:r>
       <w:r>
         <w:rPr>
           <w:lang w:val="en_US" w:bidi="en_US"/>
@@ -868,18 +754,12 @@
         </w:rPr>
         <w:t xml:space="preserve">It is likely that Moses wrote Leviticus during Israel’s time in the wilderness after the exodus from Egypt. Both Jewish tradition and the early church identified Moses as the author of Leviticus. Moses was raised in the court of the king of Egypt and would have learned reading, writing, and mathematics (see </w:t>
       </w:r>
-      <w:hyperlink r:id="rId32">
-        <w:r>
-          <w:rPr>
-            <w:lang w:val="en_US" w:bidi="en_US"/>
-          </w:rPr>
-          <w:rPr>
-            <w:color w:val="0000EE"/>
-            <w:u w:val="single"/>
-          </w:rPr>
-          <w:t>Acts 7:20–22</w:t>
-        </w:r>
-      </w:hyperlink>
+      <w:r>
+        <w:rPr>
+          <w:lang w:val="en_US" w:bidi="en_US"/>
+        </w:rPr>
+        <w:t>Acts 7:20–22</w:t>
+      </w:r>
       <w:r>
         <w:rPr>
           <w:lang w:val="en_US" w:bidi="en_US"/>
@@ -900,216 +780,144 @@
         </w:rPr>
         <w:t>The book itself begins and ends by stating that God gave these instructions to Israel through Moses (</w:t>
       </w:r>
-      <w:hyperlink r:id="rId33">
-        <w:r>
-          <w:rPr>
-            <w:lang w:val="en_US" w:bidi="en_US"/>
-          </w:rPr>
-          <w:rPr>
-            <w:color w:val="0000EE"/>
-            <w:u w:val="single"/>
-          </w:rPr>
-          <w:t>Leviticus 1:1–2</w:t>
-        </w:r>
-      </w:hyperlink>
+      <w:r>
+        <w:rPr>
+          <w:lang w:val="en_US" w:bidi="en_US"/>
+        </w:rPr>
+        <w:t>Leviticus 1:1–2</w:t>
+      </w:r>
       <w:r>
         <w:rPr>
           <w:lang w:val="en_US" w:bidi="en_US"/>
         </w:rPr>
         <w:t xml:space="preserve">; </w:t>
       </w:r>
-      <w:hyperlink r:id="rId34">
-        <w:r>
-          <w:rPr>
-            <w:lang w:val="en_US" w:bidi="en_US"/>
-          </w:rPr>
-          <w:rPr>
-            <w:color w:val="0000EE"/>
-            <w:u w:val="single"/>
-          </w:rPr>
-          <w:t>27:34</w:t>
-        </w:r>
-      </w:hyperlink>
+      <w:r>
+        <w:rPr>
+          <w:lang w:val="en_US" w:bidi="en_US"/>
+        </w:rPr>
+        <w:t>27:34</w:t>
+      </w:r>
       <w:r>
         <w:rPr>
           <w:lang w:val="en_US" w:bidi="en_US"/>
         </w:rPr>
         <w:t xml:space="preserve">). Leviticus often describes how Moses received the Lord's instructions and carried them out (for example, </w:t>
       </w:r>
-      <w:hyperlink r:id="rId35">
-        <w:r>
-          <w:rPr>
-            <w:lang w:val="en_US" w:bidi="en_US"/>
-          </w:rPr>
-          <w:rPr>
-            <w:color w:val="0000EE"/>
-            <w:u w:val="single"/>
-          </w:rPr>
-          <w:t>4:1</w:t>
-        </w:r>
-      </w:hyperlink>
+      <w:r>
+        <w:rPr>
+          <w:lang w:val="en_US" w:bidi="en_US"/>
+        </w:rPr>
+        <w:t>4:1</w:t>
+      </w:r>
       <w:r>
         <w:rPr>
           <w:lang w:val="en_US" w:bidi="en_US"/>
         </w:rPr>
         <w:t xml:space="preserve">; </w:t>
       </w:r>
-      <w:hyperlink r:id="rId36">
-        <w:r>
-          <w:rPr>
-            <w:lang w:val="en_US" w:bidi="en_US"/>
-          </w:rPr>
-          <w:rPr>
-            <w:color w:val="0000EE"/>
-            <w:u w:val="single"/>
-          </w:rPr>
-          <w:t>5:14</w:t>
-        </w:r>
-      </w:hyperlink>
+      <w:r>
+        <w:rPr>
+          <w:lang w:val="en_US" w:bidi="en_US"/>
+        </w:rPr>
+        <w:t>5:14</w:t>
+      </w:r>
       <w:r>
         <w:rPr>
           <w:lang w:val="en_US" w:bidi="en_US"/>
         </w:rPr>
         <w:t xml:space="preserve">; </w:t>
       </w:r>
-      <w:hyperlink r:id="rId37">
-        <w:r>
-          <w:rPr>
-            <w:lang w:val="en_US" w:bidi="en_US"/>
-          </w:rPr>
-          <w:rPr>
-            <w:color w:val="0000EE"/>
-            <w:u w:val="single"/>
-          </w:rPr>
-          <w:t>6:1</w:t>
-        </w:r>
-      </w:hyperlink>
+      <w:r>
+        <w:rPr>
+          <w:lang w:val="en_US" w:bidi="en_US"/>
+        </w:rPr>
+        <w:t>6:1</w:t>
+      </w:r>
       <w:r>
         <w:rPr>
           <w:lang w:val="en_US" w:bidi="en_US"/>
         </w:rPr>
         <w:t xml:space="preserve">, </w:t>
       </w:r>
-      <w:hyperlink r:id="rId38">
-        <w:r>
-          <w:rPr>
-            <w:lang w:val="en_US" w:bidi="en_US"/>
-          </w:rPr>
-          <w:rPr>
-            <w:color w:val="0000EE"/>
-            <w:u w:val="single"/>
-          </w:rPr>
-          <w:t>8</w:t>
-        </w:r>
-      </w:hyperlink>
+      <w:r>
+        <w:rPr>
+          <w:lang w:val="en_US" w:bidi="en_US"/>
+        </w:rPr>
+        <w:t>8</w:t>
+      </w:r>
       <w:r>
         <w:rPr>
           <w:lang w:val="en_US" w:bidi="en_US"/>
         </w:rPr>
         <w:t xml:space="preserve">, </w:t>
       </w:r>
-      <w:hyperlink r:id="rId39">
-        <w:r>
-          <w:rPr>
-            <w:lang w:val="en_US" w:bidi="en_US"/>
-          </w:rPr>
-          <w:rPr>
-            <w:color w:val="0000EE"/>
-            <w:u w:val="single"/>
-          </w:rPr>
-          <w:t>19</w:t>
-        </w:r>
-      </w:hyperlink>
+      <w:r>
+        <w:rPr>
+          <w:lang w:val="en_US" w:bidi="en_US"/>
+        </w:rPr>
+        <w:t>19</w:t>
+      </w:r>
       <w:r>
         <w:rPr>
           <w:lang w:val="en_US" w:bidi="en_US"/>
         </w:rPr>
         <w:t xml:space="preserve">, </w:t>
       </w:r>
-      <w:hyperlink r:id="rId40">
-        <w:r>
-          <w:rPr>
-            <w:lang w:val="en_US" w:bidi="en_US"/>
-          </w:rPr>
-          <w:rPr>
-            <w:color w:val="0000EE"/>
-            <w:u w:val="single"/>
-          </w:rPr>
-          <w:t>24</w:t>
-        </w:r>
-      </w:hyperlink>
+      <w:r>
+        <w:rPr>
+          <w:lang w:val="en_US" w:bidi="en_US"/>
+        </w:rPr>
+        <w:t>24</w:t>
+      </w:r>
       <w:r>
         <w:rPr>
           <w:lang w:val="en_US" w:bidi="en_US"/>
         </w:rPr>
         <w:t xml:space="preserve">; </w:t>
       </w:r>
-      <w:hyperlink r:id="rId41">
-        <w:r>
-          <w:rPr>
-            <w:lang w:val="en_US" w:bidi="en_US"/>
-          </w:rPr>
-          <w:rPr>
-            <w:color w:val="0000EE"/>
-            <w:u w:val="single"/>
-          </w:rPr>
-          <w:t>7:22</w:t>
-        </w:r>
-      </w:hyperlink>
+      <w:r>
+        <w:rPr>
+          <w:lang w:val="en_US" w:bidi="en_US"/>
+        </w:rPr>
+        <w:t>7:22</w:t>
+      </w:r>
       <w:r>
         <w:rPr>
           <w:lang w:val="en_US" w:bidi="en_US"/>
         </w:rPr>
         <w:t xml:space="preserve">, </w:t>
       </w:r>
-      <w:hyperlink r:id="rId42">
-        <w:r>
-          <w:rPr>
-            <w:lang w:val="en_US" w:bidi="en_US"/>
-          </w:rPr>
-          <w:rPr>
-            <w:color w:val="0000EE"/>
-            <w:u w:val="single"/>
-          </w:rPr>
-          <w:t>28</w:t>
-        </w:r>
-      </w:hyperlink>
+      <w:r>
+        <w:rPr>
+          <w:lang w:val="en_US" w:bidi="en_US"/>
+        </w:rPr>
+        <w:t>28</w:t>
+      </w:r>
       <w:r>
         <w:rPr>
           <w:lang w:val="en_US" w:bidi="en_US"/>
         </w:rPr>
         <w:t xml:space="preserve">; </w:t>
       </w:r>
-      <w:hyperlink r:id="rId43">
-        <w:r>
-          <w:rPr>
-            <w:lang w:val="en_US" w:bidi="en_US"/>
-          </w:rPr>
-          <w:rPr>
-            <w:color w:val="0000EE"/>
-            <w:u w:val="single"/>
-          </w:rPr>
-          <w:t>8:1</w:t>
-        </w:r>
-      </w:hyperlink>
+      <w:r>
+        <w:rPr>
+          <w:lang w:val="en_US" w:bidi="en_US"/>
+        </w:rPr>
+        <w:t>8:1</w:t>
+      </w:r>
       <w:r>
         <w:rPr>
           <w:lang w:val="en_US" w:bidi="en_US"/>
         </w:rPr>
         <w:t xml:space="preserve">; </w:t>
       </w:r>
-      <w:hyperlink r:id="rId44">
-        <w:r>
-          <w:rPr>
-            <w:lang w:val="en_US" w:bidi="en_US"/>
-          </w:rPr>
-          <w:rPr>
-            <w:color w:val="0000EE"/>
-            <w:u w:val="single"/>
-          </w:rPr>
-          <w:t>8:4–10:20</w:t>
-        </w:r>
-      </w:hyperlink>
+      <w:r>
+        <w:rPr>
+          <w:lang w:val="en_US" w:bidi="en_US"/>
+        </w:rPr>
+        <w:t>8:4–10:20</w:t>
+      </w:r>
       <w:r>
         <w:rPr>
           <w:lang w:val="en_US" w:bidi="en_US"/>
@@ -1130,342 +938,228 @@
         </w:rPr>
         <w:t xml:space="preserve">The Old Testament often refers to Moses as the author of the Pentateuch, the first five books of the Bible (Genesis, Exodus, Leviticus, Numbers, and Deut; see </w:t>
       </w:r>
-      <w:hyperlink r:id="rId45">
-        <w:r>
-          <w:rPr>
-            <w:lang w:val="en_US" w:bidi="en_US"/>
-          </w:rPr>
-          <w:rPr>
-            <w:color w:val="0000EE"/>
-            <w:u w:val="single"/>
-          </w:rPr>
-          <w:t>Joshua 8:31–32</w:t>
-        </w:r>
-      </w:hyperlink>
+      <w:r>
+        <w:rPr>
+          <w:lang w:val="en_US" w:bidi="en_US"/>
+        </w:rPr>
+        <w:t>Joshua 8:31–32</w:t>
+      </w:r>
       <w:r>
         <w:rPr>
           <w:lang w:val="en_US" w:bidi="en_US"/>
         </w:rPr>
         <w:t xml:space="preserve">; </w:t>
       </w:r>
-      <w:hyperlink r:id="rId46">
-        <w:r>
-          <w:rPr>
-            <w:lang w:val="en_US" w:bidi="en_US"/>
-          </w:rPr>
-          <w:rPr>
-            <w:color w:val="0000EE"/>
-            <w:u w:val="single"/>
-          </w:rPr>
-          <w:t>23:6</w:t>
-        </w:r>
-      </w:hyperlink>
+      <w:r>
+        <w:rPr>
+          <w:lang w:val="en_US" w:bidi="en_US"/>
+        </w:rPr>
+        <w:t>23:6</w:t>
+      </w:r>
       <w:r>
         <w:rPr>
           <w:lang w:val="en_US" w:bidi="en_US"/>
         </w:rPr>
         <w:t xml:space="preserve">; </w:t>
       </w:r>
-      <w:hyperlink r:id="rId47">
-        <w:r>
-          <w:rPr>
-            <w:lang w:val="en_US" w:bidi="en_US"/>
-          </w:rPr>
-          <w:rPr>
-            <w:color w:val="0000EE"/>
-            <w:u w:val="single"/>
-          </w:rPr>
-          <w:t>1 Kings 2:3</w:t>
-        </w:r>
-      </w:hyperlink>
+      <w:r>
+        <w:rPr>
+          <w:lang w:val="en_US" w:bidi="en_US"/>
+        </w:rPr>
+        <w:t>1 Kings 2:3</w:t>
+      </w:r>
       <w:r>
         <w:rPr>
           <w:lang w:val="en_US" w:bidi="en_US"/>
         </w:rPr>
         <w:t xml:space="preserve">; </w:t>
       </w:r>
-      <w:hyperlink r:id="rId48">
-        <w:r>
-          <w:rPr>
-            <w:lang w:val="en_US" w:bidi="en_US"/>
-          </w:rPr>
-          <w:rPr>
-            <w:color w:val="0000EE"/>
-            <w:u w:val="single"/>
-          </w:rPr>
-          <w:t>2 Kings 14:6</w:t>
-        </w:r>
-      </w:hyperlink>
+      <w:r>
+        <w:rPr>
+          <w:lang w:val="en_US" w:bidi="en_US"/>
+        </w:rPr>
+        <w:t>2 Kings 14:6</w:t>
+      </w:r>
       <w:r>
         <w:rPr>
           <w:lang w:val="en_US" w:bidi="en_US"/>
         </w:rPr>
         <w:t xml:space="preserve">; </w:t>
       </w:r>
-      <w:hyperlink r:id="rId49">
-        <w:r>
-          <w:rPr>
-            <w:lang w:val="en_US" w:bidi="en_US"/>
-          </w:rPr>
-          <w:rPr>
-            <w:color w:val="0000EE"/>
-            <w:u w:val="single"/>
-          </w:rPr>
-          <w:t>23:25</w:t>
-        </w:r>
-      </w:hyperlink>
+      <w:r>
+        <w:rPr>
+          <w:lang w:val="en_US" w:bidi="en_US"/>
+        </w:rPr>
+        <w:t>23:25</w:t>
+      </w:r>
       <w:r>
         <w:rPr>
           <w:lang w:val="en_US" w:bidi="en_US"/>
         </w:rPr>
         <w:t xml:space="preserve">; </w:t>
       </w:r>
-      <w:hyperlink r:id="rId50">
-        <w:r>
-          <w:rPr>
-            <w:lang w:val="en_US" w:bidi="en_US"/>
-          </w:rPr>
-          <w:rPr>
-            <w:color w:val="0000EE"/>
-            <w:u w:val="single"/>
-          </w:rPr>
-          <w:t>2 Chronicles 23:18</w:t>
-        </w:r>
-      </w:hyperlink>
+      <w:r>
+        <w:rPr>
+          <w:lang w:val="en_US" w:bidi="en_US"/>
+        </w:rPr>
+        <w:t>2 Chronicles 23:18</w:t>
+      </w:r>
       <w:r>
         <w:rPr>
           <w:lang w:val="en_US" w:bidi="en_US"/>
         </w:rPr>
         <w:t xml:space="preserve">; </w:t>
       </w:r>
-      <w:hyperlink r:id="rId51">
-        <w:r>
-          <w:rPr>
-            <w:lang w:val="en_US" w:bidi="en_US"/>
-          </w:rPr>
-          <w:rPr>
-            <w:color w:val="0000EE"/>
-            <w:u w:val="single"/>
-          </w:rPr>
-          <w:t>30:16</w:t>
-        </w:r>
-      </w:hyperlink>
+      <w:r>
+        <w:rPr>
+          <w:lang w:val="en_US" w:bidi="en_US"/>
+        </w:rPr>
+        <w:t>30:16</w:t>
+      </w:r>
       <w:r>
         <w:rPr>
           <w:lang w:val="en_US" w:bidi="en_US"/>
         </w:rPr>
         <w:t xml:space="preserve">; </w:t>
       </w:r>
-      <w:hyperlink r:id="rId52">
-        <w:r>
-          <w:rPr>
-            <w:lang w:val="en_US" w:bidi="en_US"/>
-          </w:rPr>
-          <w:rPr>
-            <w:color w:val="0000EE"/>
-            <w:u w:val="single"/>
-          </w:rPr>
-          <w:t>Ezra 3:2</w:t>
-        </w:r>
-      </w:hyperlink>
+      <w:r>
+        <w:rPr>
+          <w:lang w:val="en_US" w:bidi="en_US"/>
+        </w:rPr>
+        <w:t>Ezra 3:2</w:t>
+      </w:r>
       <w:r>
         <w:rPr>
           <w:lang w:val="en_US" w:bidi="en_US"/>
         </w:rPr>
         <w:t xml:space="preserve">; </w:t>
       </w:r>
-      <w:hyperlink r:id="rId53">
-        <w:r>
-          <w:rPr>
-            <w:lang w:val="en_US" w:bidi="en_US"/>
-          </w:rPr>
-          <w:rPr>
-            <w:color w:val="0000EE"/>
-            <w:u w:val="single"/>
-          </w:rPr>
-          <w:t>7:6</w:t>
-        </w:r>
-      </w:hyperlink>
+      <w:r>
+        <w:rPr>
+          <w:lang w:val="en_US" w:bidi="en_US"/>
+        </w:rPr>
+        <w:t>7:6</w:t>
+      </w:r>
       <w:r>
         <w:rPr>
           <w:lang w:val="en_US" w:bidi="en_US"/>
         </w:rPr>
         <w:t xml:space="preserve">; </w:t>
       </w:r>
-      <w:hyperlink r:id="rId54">
-        <w:r>
-          <w:rPr>
-            <w:lang w:val="en_US" w:bidi="en_US"/>
-          </w:rPr>
-          <w:rPr>
-            <w:color w:val="0000EE"/>
-            <w:u w:val="single"/>
-          </w:rPr>
-          <w:t>Nehemiah 8:1</w:t>
-        </w:r>
-      </w:hyperlink>
+      <w:r>
+        <w:rPr>
+          <w:lang w:val="en_US" w:bidi="en_US"/>
+        </w:rPr>
+        <w:t>Nehemiah 8:1</w:t>
+      </w:r>
       <w:r>
         <w:rPr>
           <w:lang w:val="en_US" w:bidi="en_US"/>
         </w:rPr>
         <w:t xml:space="preserve">; </w:t>
       </w:r>
-      <w:hyperlink r:id="rId55">
-        <w:r>
-          <w:rPr>
-            <w:lang w:val="en_US" w:bidi="en_US"/>
-          </w:rPr>
-          <w:rPr>
-            <w:color w:val="0000EE"/>
-            <w:u w:val="single"/>
-          </w:rPr>
-          <w:t>Daniel 9:11–13</w:t>
-        </w:r>
-      </w:hyperlink>
+      <w:r>
+        <w:rPr>
+          <w:lang w:val="en_US" w:bidi="en_US"/>
+        </w:rPr>
+        <w:t>Daniel 9:11–13</w:t>
+      </w:r>
       <w:r>
         <w:rPr>
           <w:lang w:val="en_US" w:bidi="en_US"/>
         </w:rPr>
         <w:t>). The New Testament does the same (</w:t>
       </w:r>
-      <w:hyperlink r:id="rId56">
-        <w:r>
-          <w:rPr>
-            <w:lang w:val="en_US" w:bidi="en_US"/>
-          </w:rPr>
-          <w:rPr>
-            <w:color w:val="0000EE"/>
-            <w:u w:val="single"/>
-          </w:rPr>
-          <w:t>Matthew 19:7–8</w:t>
-        </w:r>
-      </w:hyperlink>
+      <w:r>
+        <w:rPr>
+          <w:lang w:val="en_US" w:bidi="en_US"/>
+        </w:rPr>
+        <w:t>Matthew 19:7–8</w:t>
+      </w:r>
       <w:r>
         <w:rPr>
           <w:lang w:val="en_US" w:bidi="en_US"/>
         </w:rPr>
         <w:t xml:space="preserve">; </w:t>
       </w:r>
-      <w:hyperlink r:id="rId57">
-        <w:r>
-          <w:rPr>
-            <w:lang w:val="en_US" w:bidi="en_US"/>
-          </w:rPr>
-          <w:rPr>
-            <w:color w:val="0000EE"/>
-            <w:u w:val="single"/>
-          </w:rPr>
-          <w:t>Luke 2:22</w:t>
-        </w:r>
-      </w:hyperlink>
+      <w:r>
+        <w:rPr>
+          <w:lang w:val="en_US" w:bidi="en_US"/>
+        </w:rPr>
+        <w:t>Luke 2:22</w:t>
+      </w:r>
       <w:r>
         <w:rPr>
           <w:lang w:val="en_US" w:bidi="en_US"/>
         </w:rPr>
         <w:t xml:space="preserve">; </w:t>
       </w:r>
-      <w:hyperlink r:id="rId58">
-        <w:r>
-          <w:rPr>
-            <w:lang w:val="en_US" w:bidi="en_US"/>
-          </w:rPr>
-          <w:rPr>
-            <w:color w:val="0000EE"/>
-            <w:u w:val="single"/>
-          </w:rPr>
-          <w:t>24:44</w:t>
-        </w:r>
-      </w:hyperlink>
+      <w:r>
+        <w:rPr>
+          <w:lang w:val="en_US" w:bidi="en_US"/>
+        </w:rPr>
+        <w:t>24:44</w:t>
+      </w:r>
       <w:r>
         <w:rPr>
           <w:lang w:val="en_US" w:bidi="en_US"/>
         </w:rPr>
         <w:t xml:space="preserve">; </w:t>
       </w:r>
-      <w:hyperlink r:id="rId59">
-        <w:r>
-          <w:rPr>
-            <w:lang w:val="en_US" w:bidi="en_US"/>
-          </w:rPr>
-          <w:rPr>
-            <w:color w:val="0000EE"/>
-            <w:u w:val="single"/>
-          </w:rPr>
-          <w:t>John 7:19</w:t>
-        </w:r>
-      </w:hyperlink>
+      <w:r>
+        <w:rPr>
+          <w:lang w:val="en_US" w:bidi="en_US"/>
+        </w:rPr>
+        <w:t>John 7:19</w:t>
+      </w:r>
       <w:r>
         <w:rPr>
           <w:lang w:val="en_US" w:bidi="en_US"/>
         </w:rPr>
         <w:t xml:space="preserve">, </w:t>
       </w:r>
-      <w:hyperlink r:id="rId60">
-        <w:r>
-          <w:rPr>
-            <w:lang w:val="en_US" w:bidi="en_US"/>
-          </w:rPr>
-          <w:rPr>
-            <w:color w:val="0000EE"/>
-            <w:u w:val="single"/>
-          </w:rPr>
-          <w:t>23</w:t>
-        </w:r>
-      </w:hyperlink>
+      <w:r>
+        <w:rPr>
+          <w:lang w:val="en_US" w:bidi="en_US"/>
+        </w:rPr>
+        <w:t>23</w:t>
+      </w:r>
       <w:r>
         <w:rPr>
           <w:lang w:val="en_US" w:bidi="en_US"/>
         </w:rPr>
         <w:t xml:space="preserve">; </w:t>
       </w:r>
-      <w:hyperlink r:id="rId61">
-        <w:r>
-          <w:rPr>
-            <w:lang w:val="en_US" w:bidi="en_US"/>
-          </w:rPr>
-          <w:rPr>
-            <w:color w:val="0000EE"/>
-            <w:u w:val="single"/>
-          </w:rPr>
-          <w:t>Romans 10:5</w:t>
-        </w:r>
-      </w:hyperlink>
+      <w:r>
+        <w:rPr>
+          <w:lang w:val="en_US" w:bidi="en_US"/>
+        </w:rPr>
+        <w:t>Romans 10:5</w:t>
+      </w:r>
       <w:r>
         <w:rPr>
           <w:lang w:val="en_US" w:bidi="en_US"/>
         </w:rPr>
         <w:t xml:space="preserve">; </w:t>
       </w:r>
-      <w:hyperlink r:id="rId62">
-        <w:r>
-          <w:rPr>
-            <w:lang w:val="en_US" w:bidi="en_US"/>
-          </w:rPr>
-          <w:rPr>
-            <w:color w:val="0000EE"/>
-            <w:u w:val="single"/>
-          </w:rPr>
-          <w:t>1 Corinthians 9:9</w:t>
-        </w:r>
-      </w:hyperlink>
+      <w:r>
+        <w:rPr>
+          <w:lang w:val="en_US" w:bidi="en_US"/>
+        </w:rPr>
+        <w:t>1 Corinthians 9:9</w:t>
+      </w:r>
       <w:r>
         <w:rPr>
           <w:lang w:val="en_US" w:bidi="en_US"/>
         </w:rPr>
         <w:t xml:space="preserve">; </w:t>
       </w:r>
-      <w:hyperlink r:id="rId63">
-        <w:r>
-          <w:rPr>
-            <w:lang w:val="en_US" w:bidi="en_US"/>
-          </w:rPr>
-          <w:rPr>
-            <w:color w:val="0000EE"/>
-            <w:u w:val="single"/>
-          </w:rPr>
-          <w:t>Hebrews 10:28</w:t>
-        </w:r>
-      </w:hyperlink>
+      <w:r>
+        <w:rPr>
+          <w:lang w:val="en_US" w:bidi="en_US"/>
+        </w:rPr>
+        <w:t>Hebrews 10:28</w:t>
+      </w:r>
       <w:r>
         <w:rPr>
           <w:lang w:val="en_US" w:bidi="en_US"/>
@@ -1509,18 +1203,12 @@
         </w:rPr>
         <w:t>Although Leviticus is set in an ancient culture, its message is still important today. God is holy, and he calls the people he has rescued to be holy as well. God’s holiness and his gracious work of redemption (saving his people) are both the foundation and the reason for his people to live holy lives (</w:t>
       </w:r>
-      <w:hyperlink r:id="rId13">
-        <w:r>
-          <w:rPr>
-            <w:lang w:val="en_US" w:bidi="en_US"/>
-          </w:rPr>
-          <w:rPr>
-            <w:color w:val="0000EE"/>
-            <w:u w:val="single"/>
-          </w:rPr>
-          <w:t>Leviticus 11:44–45</w:t>
-        </w:r>
-      </w:hyperlink>
+      <w:r>
+        <w:rPr>
+          <w:lang w:val="en_US" w:bidi="en_US"/>
+        </w:rPr>
+        <w:t>Leviticus 11:44–45</w:t>
+      </w:r>
       <w:r>
         <w:rPr>
           <w:lang w:val="en_US" w:bidi="en_US"/>
@@ -1569,72 +1257,48 @@
         </w:rPr>
         <w:t>The nations around Israel often offered sacrifices to try to satisfy their gods and gain their favor. But Israel’s worship was different. The purpose of worship was not to control or influence God. Instead, the sacrifices and ceremonies prepared and purified the people so they could come near to him (</w:t>
       </w:r>
-      <w:hyperlink r:id="rId13">
-        <w:r>
-          <w:rPr>
-            <w:lang w:val="en_US" w:bidi="en_US"/>
-          </w:rPr>
-          <w:rPr>
-            <w:color w:val="0000EE"/>
-            <w:u w:val="single"/>
-          </w:rPr>
-          <w:t>Leviticus 11:44–45</w:t>
-        </w:r>
-      </w:hyperlink>
+      <w:r>
+        <w:rPr>
+          <w:lang w:val="en_US" w:bidi="en_US"/>
+        </w:rPr>
+        <w:t>Leviticus 11:44–45</w:t>
+      </w:r>
       <w:r>
         <w:rPr>
           <w:lang w:val="en_US" w:bidi="en_US"/>
         </w:rPr>
         <w:t xml:space="preserve">; </w:t>
       </w:r>
-      <w:hyperlink r:id="rId14">
-        <w:r>
-          <w:rPr>
-            <w:lang w:val="en_US" w:bidi="en_US"/>
-          </w:rPr>
-          <w:rPr>
-            <w:color w:val="0000EE"/>
-            <w:u w:val="single"/>
-          </w:rPr>
-          <w:t>19:2</w:t>
-        </w:r>
-      </w:hyperlink>
+      <w:r>
+        <w:rPr>
+          <w:lang w:val="en_US" w:bidi="en_US"/>
+        </w:rPr>
+        <w:t>19:2</w:t>
+      </w:r>
       <w:r>
         <w:rPr>
           <w:lang w:val="en_US" w:bidi="en_US"/>
         </w:rPr>
         <w:t xml:space="preserve">; see </w:t>
       </w:r>
-      <w:hyperlink r:id="rId64">
-        <w:r>
-          <w:rPr>
-            <w:lang w:val="en_US" w:bidi="en_US"/>
-          </w:rPr>
-          <w:rPr>
-            <w:color w:val="0000EE"/>
-            <w:u w:val="single"/>
-          </w:rPr>
-          <w:t>1 Corinthians 3:17</w:t>
-        </w:r>
-      </w:hyperlink>
+      <w:r>
+        <w:rPr>
+          <w:lang w:val="en_US" w:bidi="en_US"/>
+        </w:rPr>
+        <w:t>1 Corinthians 3:17</w:t>
+      </w:r>
       <w:r>
         <w:rPr>
           <w:lang w:val="en_US" w:bidi="en_US"/>
         </w:rPr>
         <w:t xml:space="preserve">; </w:t>
       </w:r>
-      <w:hyperlink r:id="rId65">
-        <w:r>
-          <w:rPr>
-            <w:lang w:val="en_US" w:bidi="en_US"/>
-          </w:rPr>
-          <w:rPr>
-            <w:color w:val="0000EE"/>
-            <w:u w:val="single"/>
-          </w:rPr>
-          <w:t>1 Peter 1:15</w:t>
-        </w:r>
-      </w:hyperlink>
+      <w:r>
+        <w:rPr>
+          <w:lang w:val="en_US" w:bidi="en_US"/>
+        </w:rPr>
+        <w:t>1 Peter 1:15</w:t>
+      </w:r>
       <w:r>
         <w:rPr>
           <w:lang w:val="en_US" w:bidi="en_US"/>
@@ -1669,108 +1333,72 @@
         </w:rPr>
         <w:t xml:space="preserve">God expected his covenant people to love one another as a reflection of his love. This command is repeated throughout Scripture (see </w:t>
       </w:r>
-      <w:hyperlink r:id="rId66">
-        <w:r>
-          <w:rPr>
-            <w:lang w:val="en_US" w:bidi="en_US"/>
-          </w:rPr>
-          <w:rPr>
-            <w:color w:val="0000EE"/>
-            <w:u w:val="single"/>
-          </w:rPr>
-          <w:t>Matthew 22:39</w:t>
-        </w:r>
-      </w:hyperlink>
+      <w:r>
+        <w:rPr>
+          <w:lang w:val="en_US" w:bidi="en_US"/>
+        </w:rPr>
+        <w:t>Matthew 22:39</w:t>
+      </w:r>
       <w:r>
         <w:rPr>
           <w:lang w:val="en_US" w:bidi="en_US"/>
         </w:rPr>
         <w:t xml:space="preserve">; </w:t>
       </w:r>
-      <w:hyperlink r:id="rId67">
-        <w:r>
-          <w:rPr>
-            <w:lang w:val="en_US" w:bidi="en_US"/>
-          </w:rPr>
-          <w:rPr>
-            <w:color w:val="0000EE"/>
-            <w:u w:val="single"/>
-          </w:rPr>
-          <w:t>Mark 12:31</w:t>
-        </w:r>
-      </w:hyperlink>
+      <w:r>
+        <w:rPr>
+          <w:lang w:val="en_US" w:bidi="en_US"/>
+        </w:rPr>
+        <w:t>Mark 12:31</w:t>
+      </w:r>
       <w:r>
         <w:rPr>
           <w:lang w:val="en_US" w:bidi="en_US"/>
         </w:rPr>
         <w:t xml:space="preserve">; </w:t>
       </w:r>
-      <w:hyperlink r:id="rId68">
-        <w:r>
-          <w:rPr>
-            <w:lang w:val="en_US" w:bidi="en_US"/>
-          </w:rPr>
-          <w:rPr>
-            <w:color w:val="0000EE"/>
-            <w:u w:val="single"/>
-          </w:rPr>
-          <w:t>Luke 10:27</w:t>
-        </w:r>
-      </w:hyperlink>
+      <w:r>
+        <w:rPr>
+          <w:lang w:val="en_US" w:bidi="en_US"/>
+        </w:rPr>
+        <w:t>Luke 10:27</w:t>
+      </w:r>
       <w:r>
         <w:rPr>
           <w:lang w:val="en_US" w:bidi="en_US"/>
         </w:rPr>
         <w:t xml:space="preserve">; </w:t>
       </w:r>
-      <w:hyperlink r:id="rId69">
-        <w:r>
-          <w:rPr>
-            <w:lang w:val="en_US" w:bidi="en_US"/>
-          </w:rPr>
-          <w:rPr>
-            <w:color w:val="0000EE"/>
-            <w:u w:val="single"/>
-          </w:rPr>
-          <w:t>Romans 13:9</w:t>
-        </w:r>
-      </w:hyperlink>
+      <w:r>
+        <w:rPr>
+          <w:lang w:val="en_US" w:bidi="en_US"/>
+        </w:rPr>
+        <w:t>Romans 13:9</w:t>
+      </w:r>
       <w:r>
         <w:rPr>
           <w:lang w:val="en_US" w:bidi="en_US"/>
         </w:rPr>
         <w:t xml:space="preserve">; </w:t>
       </w:r>
-      <w:hyperlink r:id="rId70">
-        <w:r>
-          <w:rPr>
-            <w:lang w:val="en_US" w:bidi="en_US"/>
-          </w:rPr>
-          <w:rPr>
-            <w:color w:val="0000EE"/>
-            <w:u w:val="single"/>
-          </w:rPr>
-          <w:t>Galatians 5:14</w:t>
-        </w:r>
-      </w:hyperlink>
+      <w:r>
+        <w:rPr>
+          <w:lang w:val="en_US" w:bidi="en_US"/>
+        </w:rPr>
+        <w:t>Galatians 5:14</w:t>
+      </w:r>
       <w:r>
         <w:rPr>
           <w:lang w:val="en_US" w:bidi="en_US"/>
         </w:rPr>
         <w:t xml:space="preserve">; </w:t>
       </w:r>
-      <w:hyperlink r:id="rId71">
-        <w:r>
-          <w:rPr>
-            <w:lang w:val="en_US" w:bidi="en_US"/>
-          </w:rPr>
-          <w:rPr>
-            <w:color w:val="0000EE"/>
-            <w:u w:val="single"/>
-          </w:rPr>
-          <w:t>James 2:8</w:t>
-        </w:r>
-      </w:hyperlink>
+      <w:r>
+        <w:rPr>
+          <w:lang w:val="en_US" w:bidi="en_US"/>
+        </w:rPr>
+        <w:t>James 2:8</w:t>
+      </w:r>
       <w:r>
         <w:rPr>
           <w:lang w:val="en_US" w:bidi="en_US"/>
